--- a/static/uploads/mau/hopdong/nt1/hd6t.docx
+++ b/static/uploads/mau/hopdong/nt1/hd6t.docx
@@ -90,61 +90,7 @@
                 <w:b/>
                 <w:szCs w:val="24"/>
               </w:rPr>
-              <w:t xml:space="preserve">Độc </w:t>
-            </w:r>
-            <w:proofErr w:type="spellStart"/>
-            <w:r>
-              <w:rPr>
-                <w:rFonts w:ascii="Times New Roman" w:hAnsi="Times New Roman"/>
-                <w:b/>
-                <w:szCs w:val="24"/>
-              </w:rPr>
-              <w:t>lập</w:t>
-            </w:r>
-            <w:proofErr w:type="spellEnd"/>
-            <w:r>
-              <w:rPr>
-                <w:rFonts w:ascii="Times New Roman" w:hAnsi="Times New Roman"/>
-                <w:b/>
-                <w:szCs w:val="24"/>
-              </w:rPr>
-              <w:t xml:space="preserve"> – </w:t>
-            </w:r>
-            <w:proofErr w:type="spellStart"/>
-            <w:r>
-              <w:rPr>
-                <w:rFonts w:ascii="Times New Roman" w:hAnsi="Times New Roman"/>
-                <w:b/>
-                <w:szCs w:val="24"/>
-              </w:rPr>
-              <w:t>Tự</w:t>
-            </w:r>
-            <w:proofErr w:type="spellEnd"/>
-            <w:r>
-              <w:rPr>
-                <w:rFonts w:ascii="Times New Roman" w:hAnsi="Times New Roman"/>
-                <w:b/>
-                <w:szCs w:val="24"/>
-              </w:rPr>
-              <w:t xml:space="preserve"> do – </w:t>
-            </w:r>
-            <w:proofErr w:type="spellStart"/>
-            <w:r>
-              <w:rPr>
-                <w:rFonts w:ascii="Times New Roman" w:hAnsi="Times New Roman"/>
-                <w:b/>
-                <w:szCs w:val="24"/>
-              </w:rPr>
-              <w:t>Hạnh</w:t>
-            </w:r>
-            <w:proofErr w:type="spellEnd"/>
-            <w:r>
-              <w:rPr>
-                <w:rFonts w:ascii="Times New Roman" w:hAnsi="Times New Roman"/>
-                <w:b/>
-                <w:szCs w:val="24"/>
-              </w:rPr>
-              <w:t xml:space="preserve"> phúc</w:t>
+              <w:t>Độc lập – Tự do – Hạnh phúc</w:t>
             </w:r>
           </w:p>
         </w:tc>
@@ -273,51 +219,23 @@
                 <w:b w:val="0"/>
                 <w:szCs w:val="24"/>
               </w:rPr>
-              <w:t xml:space="preserve">                     </w:t>
-            </w:r>
-            <w:proofErr w:type="spellStart"/>
-            <w:r>
-              <w:rPr>
-                <w:rFonts w:ascii="Times New Roman" w:hAnsi="Times New Roman"/>
-                <w:b w:val="0"/>
-                <w:szCs w:val="24"/>
-              </w:rPr>
-              <w:t>Số</w:t>
-            </w:r>
-            <w:proofErr w:type="spellEnd"/>
-            <w:r>
-              <w:rPr>
-                <w:rFonts w:ascii="Times New Roman" w:hAnsi="Times New Roman"/>
-                <w:b w:val="0"/>
-                <w:szCs w:val="24"/>
-              </w:rPr>
-              <w:t xml:space="preserve">: </w:t>
-            </w:r>
-            <w:proofErr w:type="gramStart"/>
-            <w:r>
-              <w:rPr>
-                <w:rFonts w:ascii="Times New Roman" w:hAnsi="Times New Roman"/>
-                <w:b w:val="0"/>
-                <w:szCs w:val="24"/>
-              </w:rPr>
-              <w:t>LC12</w:t>
+              <w:t xml:space="preserve">                     Số: LC</w:t>
             </w:r>
             <w:r>
               <w:rPr>
                 <w:rFonts w:ascii="Times New Roman" w:hAnsi="Times New Roman"/>
+                <w:b w:val="0"/>
+                <w:szCs w:val="24"/>
+              </w:rPr>
+              <w:t>06</w:t>
+            </w:r>
+            <w:r>
+              <w:rPr>
+                <w:rFonts w:ascii="Times New Roman" w:hAnsi="Times New Roman"/>
                 <w:szCs w:val="24"/>
                 <w:lang w:val="nl-NL"/>
               </w:rPr>
-              <w:t>/{{</w:t>
-            </w:r>
-            <w:proofErr w:type="gramEnd"/>
-            <w:r>
-              <w:rPr>
-                <w:rFonts w:ascii="Times New Roman" w:hAnsi="Times New Roman"/>
-                <w:szCs w:val="24"/>
-                <w:lang w:val="nl-NL"/>
-              </w:rPr>
-              <w:t>mst}}</w:t>
+              <w:t>/{{mst}}</w:t>
             </w:r>
           </w:p>
         </w:tc>
@@ -855,17 +773,8 @@
                 <w:rFonts w:ascii="Times New Roman" w:hAnsi="Times New Roman"/>
                 <w:szCs w:val="24"/>
               </w:rPr>
-              <w:t xml:space="preserve">Ngày tháng năm </w:t>
+              <w:t>Ngày tháng năm sinh</w:t>
             </w:r>
-            <w:proofErr w:type="spellStart"/>
-            <w:r>
-              <w:rPr>
-                <w:rFonts w:ascii="Times New Roman" w:hAnsi="Times New Roman"/>
-                <w:szCs w:val="24"/>
-              </w:rPr>
-              <w:t>sinh</w:t>
-            </w:r>
-            <w:proofErr w:type="spellEnd"/>
           </w:p>
         </w:tc>
         <w:tc>
@@ -944,17 +853,8 @@
                 <w:rFonts w:ascii="Times New Roman" w:hAnsi="Times New Roman"/>
                 <w:szCs w:val="24"/>
               </w:rPr>
-              <w:t xml:space="preserve">Quốc </w:t>
+              <w:t>Quốc tịch</w:t>
             </w:r>
-            <w:proofErr w:type="spellStart"/>
-            <w:r>
-              <w:rPr>
-                <w:rFonts w:ascii="Times New Roman" w:hAnsi="Times New Roman"/>
-                <w:szCs w:val="24"/>
-              </w:rPr>
-              <w:t>tịch</w:t>
-            </w:r>
-            <w:proofErr w:type="spellEnd"/>
           </w:p>
         </w:tc>
         <w:tc>
@@ -2309,47 +2209,7 @@
                 <w:szCs w:val="24"/>
                 <w:lang w:val="nl-NL"/>
               </w:rPr>
-              <w:t xml:space="preserve">{{cccd}} </w:t>
-            </w:r>
-            <w:r>
-              <w:rPr>
-                <w:rFonts w:ascii="Times New Roman" w:hAnsi="Times New Roman"/>
-                <w:noProof/>
-                <w:color w:val="000000"/>
-                <w:szCs w:val="24"/>
-                <w:lang w:val="nl-NL"/>
-              </w:rPr>
-              <w:t xml:space="preserve">Ngày cấp: </w:t>
-            </w:r>
-            <w:r>
-              <w:rPr>
-                <w:rFonts w:ascii="Times New Roman" w:hAnsi="Times New Roman"/>
-                <w:noProof/>
-                <w:color w:val="000000"/>
-                <w:szCs w:val="24"/>
-                <w:lang w:val="nl-NL"/>
-              </w:rPr>
-              <w:t xml:space="preserve">{{ngaycapcc}} </w:t>
-            </w:r>
-            <w:r>
-              <w:rPr>
-                <w:rFonts w:ascii="Times New Roman" w:hAnsi="Times New Roman"/>
-                <w:noProof/>
-                <w:color w:val="000000"/>
-                <w:szCs w:val="24"/>
-                <w:lang w:val="nl-NL"/>
-              </w:rPr>
-              <w:t xml:space="preserve">Nơi cấp: </w:t>
-            </w:r>
-            <w:r>
-              <w:rPr>
-                <w:rFonts w:ascii="Times New Roman" w:hAnsi="Times New Roman"/>
-                <w:noProof/>
-                <w:color w:val="000000"/>
-                <w:szCs w:val="24"/>
-                <w:lang w:val="nl-NL"/>
-              </w:rPr>
-              <w:t>{{noicapcc}}</w:t>
+              <w:t>{{cccd}} Ngày cấp: {{ngaycapcc}} Nơi cấp: {{noicapcc}}</w:t>
             </w:r>
           </w:p>
         </w:tc>
@@ -2561,113 +2421,13 @@
                 <w:lang w:val="fr-FR"/>
               </w:rPr>
             </w:pPr>
-            <w:proofErr w:type="spellStart"/>
             <w:r>
               <w:rPr>
                 <w:color w:val="000000"/>
                 <w:szCs w:val="24"/>
                 <w:lang w:val="fr-FR"/>
               </w:rPr>
-              <w:t>Hợp</w:t>
-            </w:r>
-            <w:proofErr w:type="spellEnd"/>
-            <w:r>
-              <w:rPr>
-                <w:color w:val="000000"/>
-                <w:szCs w:val="24"/>
-                <w:lang w:val="fr-FR"/>
-              </w:rPr>
-              <w:t xml:space="preserve"> </w:t>
-            </w:r>
-            <w:proofErr w:type="spellStart"/>
-            <w:r>
-              <w:rPr>
-                <w:color w:val="000000"/>
-                <w:szCs w:val="24"/>
-                <w:lang w:val="fr-FR"/>
-              </w:rPr>
-              <w:t>đồng</w:t>
-            </w:r>
-            <w:proofErr w:type="spellEnd"/>
-            <w:r>
-              <w:rPr>
-                <w:color w:val="000000"/>
-                <w:szCs w:val="24"/>
-                <w:lang w:val="fr-FR"/>
-              </w:rPr>
-              <w:t xml:space="preserve"> </w:t>
-            </w:r>
-            <w:proofErr w:type="spellStart"/>
-            <w:r>
-              <w:rPr>
-                <w:color w:val="000000"/>
-                <w:szCs w:val="24"/>
-                <w:lang w:val="fr-FR"/>
-              </w:rPr>
-              <w:t>xác</w:t>
-            </w:r>
-            <w:proofErr w:type="spellEnd"/>
-            <w:r>
-              <w:rPr>
-                <w:color w:val="000000"/>
-                <w:szCs w:val="24"/>
-                <w:lang w:val="fr-FR"/>
-              </w:rPr>
-              <w:t xml:space="preserve"> </w:t>
-            </w:r>
-            <w:proofErr w:type="spellStart"/>
-            <w:r>
-              <w:rPr>
-                <w:color w:val="000000"/>
-                <w:szCs w:val="24"/>
-                <w:lang w:val="fr-FR"/>
-              </w:rPr>
-              <w:t>định</w:t>
-            </w:r>
-            <w:proofErr w:type="spellEnd"/>
-            <w:r>
-              <w:rPr>
-                <w:color w:val="000000"/>
-                <w:szCs w:val="24"/>
-                <w:lang w:val="fr-FR"/>
-              </w:rPr>
-              <w:t xml:space="preserve"> </w:t>
-            </w:r>
-            <w:proofErr w:type="spellStart"/>
-            <w:r>
-              <w:rPr>
-                <w:color w:val="000000"/>
-                <w:szCs w:val="24"/>
-                <w:lang w:val="fr-FR"/>
-              </w:rPr>
-              <w:t>thời</w:t>
-            </w:r>
-            <w:proofErr w:type="spellEnd"/>
-            <w:r>
-              <w:rPr>
-                <w:color w:val="000000"/>
-                <w:szCs w:val="24"/>
-                <w:lang w:val="fr-FR"/>
-              </w:rPr>
-              <w:t xml:space="preserve"> </w:t>
-            </w:r>
-            <w:proofErr w:type="spellStart"/>
-            <w:r>
-              <w:rPr>
-                <w:color w:val="000000"/>
-                <w:szCs w:val="24"/>
-                <w:lang w:val="fr-FR"/>
-              </w:rPr>
-              <w:t>hạn</w:t>
-            </w:r>
-            <w:proofErr w:type="spellEnd"/>
-            <w:r>
-              <w:rPr>
-                <w:color w:val="000000"/>
-                <w:szCs w:val="24"/>
-                <w:lang w:val="fr-FR"/>
-              </w:rPr>
-              <w:t xml:space="preserve"> </w:t>
+              <w:t xml:space="preserve">Hợp đồng xác định thời hạn </w:t>
             </w:r>
             <w:r>
               <w:rPr>
@@ -2683,18 +2443,8 @@
                 <w:szCs w:val="24"/>
                 <w:lang w:val="fr-FR"/>
               </w:rPr>
-              <w:t xml:space="preserve"> </w:t>
+              <w:t xml:space="preserve"> tháng</w:t>
             </w:r>
-            <w:proofErr w:type="spellStart"/>
-            <w:r>
-              <w:rPr>
-                <w:color w:val="000000"/>
-                <w:szCs w:val="24"/>
-                <w:lang w:val="fr-FR"/>
-              </w:rPr>
-              <w:t>tháng</w:t>
-            </w:r>
-            <w:proofErr w:type="spellEnd"/>
           </w:p>
           <w:p>
             <w:pPr>
@@ -2706,39 +2456,29 @@
                 <w:lang w:val="fr-FR"/>
               </w:rPr>
             </w:pPr>
-            <w:proofErr w:type="spellStart"/>
             <w:r>
               <w:rPr>
                 <w:rFonts w:ascii="Times New Roman" w:hAnsi="Times New Roman"/>
                 <w:szCs w:val="24"/>
                 <w:lang w:val="fr-FR"/>
               </w:rPr>
-              <w:t>Từ</w:t>
+              <w:t xml:space="preserve">Từ ngày </w:t>
             </w:r>
-            <w:proofErr w:type="spellEnd"/>
             <w:r>
               <w:rPr>
                 <w:rFonts w:ascii="Times New Roman" w:hAnsi="Times New Roman"/>
+                <w:i/>
                 <w:szCs w:val="24"/>
                 <w:lang w:val="fr-FR"/>
               </w:rPr>
-              <w:t xml:space="preserve"> </w:t>
+              <w:t>{{ngaylamhopdong}}</w:t>
             </w:r>
-            <w:proofErr w:type="spellStart"/>
             <w:r>
               <w:rPr>
                 <w:rFonts w:ascii="Times New Roman" w:hAnsi="Times New Roman"/>
-                <w:szCs w:val="24"/>
-                <w:lang w:val="fr-FR"/>
-              </w:rPr>
-              <w:t>ngày</w:t>
-            </w:r>
-            <w:proofErr w:type="spellEnd"/>
-            <w:r>
-              <w:rPr>
-                <w:rFonts w:ascii="Times New Roman" w:hAnsi="Times New Roman"/>
-                <w:szCs w:val="24"/>
-                <w:lang w:val="fr-FR"/>
+                <w:i/>
+                <w:szCs w:val="24"/>
+                <w:lang w:val="vi-VN"/>
               </w:rPr>
               <w:t xml:space="preserve"> </w:t>
             </w:r>
@@ -2747,29 +2487,61 @@
                 <w:rFonts w:ascii="Times New Roman" w:hAnsi="Times New Roman"/>
                 <w:i/>
                 <w:szCs w:val="24"/>
+                <w:lang w:val="vi-VN"/>
+              </w:rPr>
+              <w:t xml:space="preserve">tháng </w:t>
+            </w:r>
+            <w:r>
+              <w:rPr>
+                <w:rFonts w:ascii="Times New Roman" w:hAnsi="Times New Roman"/>
+                <w:i/>
+                <w:szCs w:val="24"/>
                 <w:lang w:val="fr-FR"/>
               </w:rPr>
-              <w:t>{{</w:t>
+              <w:t>{{thanglamhopdong}}</w:t>
             </w:r>
-            <w:proofErr w:type="spellStart"/>
             <w:r>
               <w:rPr>
                 <w:rFonts w:ascii="Times New Roman" w:hAnsi="Times New Roman"/>
                 <w:i/>
                 <w:szCs w:val="24"/>
+                <w:lang w:val="vi-VN"/>
+              </w:rPr>
+              <w:t xml:space="preserve"> năm </w:t>
+            </w:r>
+            <w:r>
+              <w:rPr>
+                <w:rFonts w:ascii="Times New Roman" w:hAnsi="Times New Roman"/>
+                <w:i/>
+                <w:szCs w:val="24"/>
                 <w:lang w:val="fr-FR"/>
               </w:rPr>
-              <w:t>ngaylamhopdong</w:t>
+              <w:t xml:space="preserve">{{namlamhopdong}} </w:t>
             </w:r>
-            <w:proofErr w:type="spellEnd"/>
             <w:r>
               <w:rPr>
+                <w:rFonts w:ascii="Times New Roman" w:hAnsi="Times New Roman" w:hint="eastAsia"/>
+                <w:szCs w:val="24"/>
+                <w:lang w:val="fr-FR"/>
+              </w:rPr>
+              <w:t>đ</w:t>
+            </w:r>
+            <w:r>
+              <w:rPr>
+                <w:rFonts w:ascii="Times New Roman" w:hAnsi="Times New Roman"/>
+                <w:szCs w:val="24"/>
+                <w:lang w:val="fr-FR"/>
+              </w:rPr>
+              <w:t xml:space="preserve">ến hết ngày </w:t>
+            </w:r>
+            <w:r>
+              <w:rPr>
                 <w:rFonts w:ascii="Times New Roman" w:hAnsi="Times New Roman"/>
                 <w:i/>
                 <w:szCs w:val="24"/>
                 <w:lang w:val="fr-FR"/>
               </w:rPr>
-              <w:t>}}</w:t>
+              <w:t>{{ngayketthuchopdong}}</w:t>
             </w:r>
             <w:r>
               <w:rPr>
@@ -2796,27 +2568,7 @@
                 <w:szCs w:val="24"/>
                 <w:lang w:val="fr-FR"/>
               </w:rPr>
-              <w:t>{{</w:t>
-            </w:r>
-            <w:proofErr w:type="spellStart"/>
-            <w:r>
-              <w:rPr>
-                <w:rFonts w:ascii="Times New Roman" w:hAnsi="Times New Roman"/>
-                <w:i/>
-                <w:szCs w:val="24"/>
-                <w:lang w:val="fr-FR"/>
-              </w:rPr>
-              <w:t>thanglamhopdong</w:t>
-            </w:r>
-            <w:proofErr w:type="spellEnd"/>
-            <w:r>
-              <w:rPr>
-                <w:rFonts w:ascii="Times New Roman" w:hAnsi="Times New Roman"/>
-                <w:i/>
-                <w:szCs w:val="24"/>
-                <w:lang w:val="fr-FR"/>
-              </w:rPr>
-              <w:t>}}</w:t>
+              <w:t>{{thangketthuchopdong}}</w:t>
             </w:r>
             <w:r>
               <w:rPr>
@@ -2834,203 +2586,7 @@
                 <w:szCs w:val="24"/>
                 <w:lang w:val="fr-FR"/>
               </w:rPr>
-              <w:t>{{</w:t>
-            </w:r>
-            <w:proofErr w:type="spellStart"/>
-            <w:r>
-              <w:rPr>
-                <w:rFonts w:ascii="Times New Roman" w:hAnsi="Times New Roman"/>
-                <w:i/>
-                <w:szCs w:val="24"/>
-                <w:lang w:val="fr-FR"/>
-              </w:rPr>
-              <w:t>namlamhopdong</w:t>
-            </w:r>
-            <w:proofErr w:type="spellEnd"/>
-            <w:r>
-              <w:rPr>
-                <w:rFonts w:ascii="Times New Roman" w:hAnsi="Times New Roman"/>
-                <w:i/>
-                <w:szCs w:val="24"/>
-                <w:lang w:val="fr-FR"/>
-              </w:rPr>
-              <w:t xml:space="preserve">}} </w:t>
-            </w:r>
-            <w:proofErr w:type="spellStart"/>
-            <w:r>
-              <w:rPr>
-                <w:rFonts w:ascii="Times New Roman" w:hAnsi="Times New Roman" w:hint="eastAsia"/>
-                <w:szCs w:val="24"/>
-                <w:lang w:val="fr-FR"/>
-              </w:rPr>
-              <w:t>đ</w:t>
-            </w:r>
-            <w:r>
-              <w:rPr>
-                <w:rFonts w:ascii="Times New Roman" w:hAnsi="Times New Roman"/>
-                <w:szCs w:val="24"/>
-                <w:lang w:val="fr-FR"/>
-              </w:rPr>
-              <w:t>ến</w:t>
-            </w:r>
-            <w:proofErr w:type="spellEnd"/>
-            <w:r>
-              <w:rPr>
-                <w:rFonts w:ascii="Times New Roman" w:hAnsi="Times New Roman"/>
-                <w:szCs w:val="24"/>
-                <w:lang w:val="fr-FR"/>
-              </w:rPr>
-              <w:t xml:space="preserve"> </w:t>
-            </w:r>
-            <w:proofErr w:type="spellStart"/>
-            <w:r>
-              <w:rPr>
-                <w:rFonts w:ascii="Times New Roman" w:hAnsi="Times New Roman"/>
-                <w:szCs w:val="24"/>
-                <w:lang w:val="fr-FR"/>
-              </w:rPr>
-              <w:t>hết</w:t>
-            </w:r>
-            <w:proofErr w:type="spellEnd"/>
-            <w:r>
-              <w:rPr>
-                <w:rFonts w:ascii="Times New Roman" w:hAnsi="Times New Roman"/>
-                <w:szCs w:val="24"/>
-                <w:lang w:val="fr-FR"/>
-              </w:rPr>
-              <w:t xml:space="preserve"> </w:t>
-            </w:r>
-            <w:proofErr w:type="spellStart"/>
-            <w:r>
-              <w:rPr>
-                <w:rFonts w:ascii="Times New Roman" w:hAnsi="Times New Roman"/>
-                <w:szCs w:val="24"/>
-                <w:lang w:val="fr-FR"/>
-              </w:rPr>
-              <w:t>ngày</w:t>
-            </w:r>
-            <w:proofErr w:type="spellEnd"/>
-            <w:r>
-              <w:rPr>
-                <w:rFonts w:ascii="Times New Roman" w:hAnsi="Times New Roman"/>
-                <w:szCs w:val="24"/>
-                <w:lang w:val="fr-FR"/>
-              </w:rPr>
-              <w:t xml:space="preserve"> </w:t>
-            </w:r>
-            <w:r>
-              <w:rPr>
-                <w:rFonts w:ascii="Times New Roman" w:hAnsi="Times New Roman"/>
-                <w:i/>
-                <w:szCs w:val="24"/>
-                <w:lang w:val="fr-FR"/>
-              </w:rPr>
-              <w:t>{{</w:t>
-            </w:r>
-            <w:proofErr w:type="spellStart"/>
-            <w:r>
-              <w:rPr>
-                <w:rFonts w:ascii="Times New Roman" w:hAnsi="Times New Roman"/>
-                <w:i/>
-                <w:szCs w:val="24"/>
-                <w:lang w:val="fr-FR"/>
-              </w:rPr>
-              <w:t>ngayketthuchopdong</w:t>
-            </w:r>
-            <w:proofErr w:type="spellEnd"/>
-            <w:r>
-              <w:rPr>
-                <w:rFonts w:ascii="Times New Roman" w:hAnsi="Times New Roman"/>
-                <w:i/>
-                <w:szCs w:val="24"/>
-                <w:lang w:val="fr-FR"/>
-              </w:rPr>
-              <w:t>}}</w:t>
-            </w:r>
-            <w:r>
-              <w:rPr>
-                <w:rFonts w:ascii="Times New Roman" w:hAnsi="Times New Roman"/>
-                <w:i/>
-                <w:szCs w:val="24"/>
-                <w:lang w:val="vi-VN"/>
-              </w:rPr>
-              <w:t xml:space="preserve"> </w:t>
-            </w:r>
-            <w:r>
-              <w:rPr>
-                <w:rFonts w:ascii="Times New Roman" w:hAnsi="Times New Roman"/>
-                <w:i/>
-                <w:szCs w:val="24"/>
-                <w:lang w:val="vi-VN"/>
-              </w:rPr>
-              <w:t xml:space="preserve">tháng </w:t>
-            </w:r>
-            <w:r>
-              <w:rPr>
-                <w:rFonts w:ascii="Times New Roman" w:hAnsi="Times New Roman"/>
-                <w:i/>
-                <w:szCs w:val="24"/>
-                <w:lang w:val="fr-FR"/>
-              </w:rPr>
-              <w:t>{{</w:t>
-            </w:r>
-            <w:proofErr w:type="spellStart"/>
-            <w:r>
-              <w:rPr>
-                <w:rFonts w:ascii="Times New Roman" w:hAnsi="Times New Roman"/>
-                <w:i/>
-                <w:szCs w:val="24"/>
-                <w:lang w:val="fr-FR"/>
-              </w:rPr>
-              <w:t>thangketthuchopdong</w:t>
-            </w:r>
-            <w:proofErr w:type="spellEnd"/>
-            <w:r>
-              <w:rPr>
-                <w:rFonts w:ascii="Times New Roman" w:hAnsi="Times New Roman"/>
-                <w:i/>
-                <w:szCs w:val="24"/>
-                <w:lang w:val="fr-FR"/>
-              </w:rPr>
-              <w:t>}}</w:t>
-            </w:r>
-            <w:r>
-              <w:rPr>
-                <w:rFonts w:ascii="Times New Roman" w:hAnsi="Times New Roman"/>
-                <w:i/>
-                <w:szCs w:val="24"/>
-                <w:lang w:val="vi-VN"/>
-              </w:rPr>
-              <w:t xml:space="preserve"> năm </w:t>
-            </w:r>
-            <w:r>
-              <w:rPr>
-                <w:rFonts w:ascii="Times New Roman" w:hAnsi="Times New Roman"/>
-                <w:i/>
-                <w:szCs w:val="24"/>
-                <w:lang w:val="fr-FR"/>
-              </w:rPr>
-              <w:t>{{</w:t>
-            </w:r>
-            <w:proofErr w:type="spellStart"/>
-            <w:r>
-              <w:rPr>
-                <w:rFonts w:ascii="Times New Roman" w:hAnsi="Times New Roman"/>
-                <w:i/>
-                <w:szCs w:val="24"/>
-                <w:lang w:val="fr-FR"/>
-              </w:rPr>
-              <w:t>namketthuchopdong</w:t>
-            </w:r>
-            <w:proofErr w:type="spellEnd"/>
-            <w:r>
-              <w:rPr>
-                <w:rFonts w:ascii="Times New Roman" w:hAnsi="Times New Roman"/>
-                <w:i/>
-                <w:szCs w:val="24"/>
-                <w:lang w:val="fr-FR"/>
-              </w:rPr>
-              <w:t>}}</w:t>
+              <w:t>{{namketthuchopdong}}</w:t>
             </w:r>
           </w:p>
         </w:tc>
@@ -3071,88 +2627,14 @@
                 <w:lang w:val="fr-FR"/>
               </w:rPr>
             </w:pPr>
-            <w:proofErr w:type="spellStart"/>
             <w:r>
               <w:rPr>
                 <w:rFonts w:ascii="Times New Roman" w:hAnsi="Times New Roman"/>
                 <w:szCs w:val="24"/>
                 <w:lang w:val="fr-FR"/>
               </w:rPr>
-              <w:t>Địa</w:t>
+              <w:t>Địa điểm làm việc chính</w:t>
             </w:r>
-            <w:proofErr w:type="spellEnd"/>
-            <w:r>
-              <w:rPr>
-                <w:rFonts w:ascii="Times New Roman" w:hAnsi="Times New Roman"/>
-                <w:szCs w:val="24"/>
-                <w:lang w:val="fr-FR"/>
-              </w:rPr>
-              <w:t xml:space="preserve"> </w:t>
-            </w:r>
-            <w:proofErr w:type="spellStart"/>
-            <w:r>
-              <w:rPr>
-                <w:rFonts w:ascii="Times New Roman" w:hAnsi="Times New Roman"/>
-                <w:szCs w:val="24"/>
-                <w:lang w:val="fr-FR"/>
-              </w:rPr>
-              <w:t>điểm</w:t>
-            </w:r>
-            <w:proofErr w:type="spellEnd"/>
-            <w:r>
-              <w:rPr>
-                <w:rFonts w:ascii="Times New Roman" w:hAnsi="Times New Roman"/>
-                <w:szCs w:val="24"/>
-                <w:lang w:val="fr-FR"/>
-              </w:rPr>
-              <w:t xml:space="preserve"> </w:t>
-            </w:r>
-            <w:proofErr w:type="spellStart"/>
-            <w:r>
-              <w:rPr>
-                <w:rFonts w:ascii="Times New Roman" w:hAnsi="Times New Roman"/>
-                <w:szCs w:val="24"/>
-                <w:lang w:val="fr-FR"/>
-              </w:rPr>
-              <w:t>làm</w:t>
-            </w:r>
-            <w:proofErr w:type="spellEnd"/>
-            <w:r>
-              <w:rPr>
-                <w:rFonts w:ascii="Times New Roman" w:hAnsi="Times New Roman"/>
-                <w:szCs w:val="24"/>
-                <w:lang w:val="fr-FR"/>
-              </w:rPr>
-              <w:t xml:space="preserve"> </w:t>
-            </w:r>
-            <w:proofErr w:type="spellStart"/>
-            <w:r>
-              <w:rPr>
-                <w:rFonts w:ascii="Times New Roman" w:hAnsi="Times New Roman"/>
-                <w:szCs w:val="24"/>
-                <w:lang w:val="fr-FR"/>
-              </w:rPr>
-              <w:t>việc</w:t>
-            </w:r>
-            <w:proofErr w:type="spellEnd"/>
-            <w:r>
-              <w:rPr>
-                <w:rFonts w:ascii="Times New Roman" w:hAnsi="Times New Roman"/>
-                <w:szCs w:val="24"/>
-                <w:lang w:val="fr-FR"/>
-              </w:rPr>
-              <w:t xml:space="preserve"> </w:t>
-            </w:r>
-            <w:proofErr w:type="spellStart"/>
-            <w:r>
-              <w:rPr>
-                <w:rFonts w:ascii="Times New Roman" w:hAnsi="Times New Roman"/>
-                <w:szCs w:val="24"/>
-                <w:lang w:val="fr-FR"/>
-              </w:rPr>
-              <w:t>chính</w:t>
-            </w:r>
-            <w:proofErr w:type="spellEnd"/>
           </w:p>
         </w:tc>
         <w:tc>
@@ -3200,181 +2682,16 @@
                 <w:szCs w:val="24"/>
                 <w:lang w:val="fr-FR"/>
               </w:rPr>
-              <w:t xml:space="preserve">+ </w:t>
+              <w:t xml:space="preserve">+ Tại trụ sở của Công ty Cổ phần </w:t>
             </w:r>
-            <w:proofErr w:type="spellStart"/>
             <w:r>
               <w:rPr>
                 <w:rFonts w:ascii="Times New Roman" w:hAnsi="Times New Roman"/>
                 <w:szCs w:val="24"/>
                 <w:lang w:val="fr-FR"/>
               </w:rPr>
-              <w:t>Tại</w:t>
+              <w:t>Sản xuất Nam Thuận</w:t>
             </w:r>
-            <w:proofErr w:type="spellEnd"/>
-            <w:r>
-              <w:rPr>
-                <w:rFonts w:ascii="Times New Roman" w:hAnsi="Times New Roman"/>
-                <w:szCs w:val="24"/>
-                <w:lang w:val="fr-FR"/>
-              </w:rPr>
-              <w:t xml:space="preserve"> </w:t>
-            </w:r>
-            <w:proofErr w:type="spellStart"/>
-            <w:r>
-              <w:rPr>
-                <w:rFonts w:ascii="Times New Roman" w:hAnsi="Times New Roman"/>
-                <w:szCs w:val="24"/>
-                <w:lang w:val="fr-FR"/>
-              </w:rPr>
-              <w:t>trụ</w:t>
-            </w:r>
-            <w:proofErr w:type="spellEnd"/>
-            <w:r>
-              <w:rPr>
-                <w:rFonts w:ascii="Times New Roman" w:hAnsi="Times New Roman"/>
-                <w:szCs w:val="24"/>
-                <w:lang w:val="fr-FR"/>
-              </w:rPr>
-              <w:t xml:space="preserve"> </w:t>
-            </w:r>
-            <w:proofErr w:type="spellStart"/>
-            <w:r>
-              <w:rPr>
-                <w:rFonts w:ascii="Times New Roman" w:hAnsi="Times New Roman"/>
-                <w:szCs w:val="24"/>
-                <w:lang w:val="fr-FR"/>
-              </w:rPr>
-              <w:t>sở</w:t>
-            </w:r>
-            <w:proofErr w:type="spellEnd"/>
-            <w:r>
-              <w:rPr>
-                <w:rFonts w:ascii="Times New Roman" w:hAnsi="Times New Roman"/>
-                <w:szCs w:val="24"/>
-                <w:lang w:val="fr-FR"/>
-              </w:rPr>
-              <w:t xml:space="preserve"> </w:t>
-            </w:r>
-            <w:proofErr w:type="spellStart"/>
-            <w:r>
-              <w:rPr>
-                <w:rFonts w:ascii="Times New Roman" w:hAnsi="Times New Roman"/>
-                <w:szCs w:val="24"/>
-                <w:lang w:val="fr-FR"/>
-              </w:rPr>
-              <w:t>của</w:t>
-            </w:r>
-            <w:proofErr w:type="spellEnd"/>
-            <w:r>
-              <w:rPr>
-                <w:rFonts w:ascii="Times New Roman" w:hAnsi="Times New Roman"/>
-                <w:szCs w:val="24"/>
-                <w:lang w:val="fr-FR"/>
-              </w:rPr>
-              <w:t xml:space="preserve"> Công </w:t>
-            </w:r>
-            <w:proofErr w:type="spellStart"/>
-            <w:r>
-              <w:rPr>
-                <w:rFonts w:ascii="Times New Roman" w:hAnsi="Times New Roman"/>
-                <w:szCs w:val="24"/>
-                <w:lang w:val="fr-FR"/>
-              </w:rPr>
-              <w:t>ty</w:t>
-            </w:r>
-            <w:proofErr w:type="spellEnd"/>
-            <w:r>
-              <w:rPr>
-                <w:rFonts w:ascii="Times New Roman" w:hAnsi="Times New Roman"/>
-                <w:szCs w:val="24"/>
-                <w:lang w:val="fr-FR"/>
-              </w:rPr>
-              <w:t xml:space="preserve"> </w:t>
-            </w:r>
-            <w:proofErr w:type="spellStart"/>
-            <w:r>
-              <w:rPr>
-                <w:rFonts w:ascii="Times New Roman" w:hAnsi="Times New Roman"/>
-                <w:szCs w:val="24"/>
-                <w:lang w:val="fr-FR"/>
-              </w:rPr>
-              <w:t>Cổ</w:t>
-            </w:r>
-            <w:proofErr w:type="spellEnd"/>
-            <w:r>
-              <w:rPr>
-                <w:rFonts w:ascii="Times New Roman" w:hAnsi="Times New Roman"/>
-                <w:szCs w:val="24"/>
-                <w:lang w:val="fr-FR"/>
-              </w:rPr>
-              <w:t xml:space="preserve"> </w:t>
-            </w:r>
-            <w:proofErr w:type="spellStart"/>
-            <w:r>
-              <w:rPr>
-                <w:rFonts w:ascii="Times New Roman" w:hAnsi="Times New Roman"/>
-                <w:szCs w:val="24"/>
-                <w:lang w:val="fr-FR"/>
-              </w:rPr>
-              <w:t>phần</w:t>
-            </w:r>
-            <w:proofErr w:type="spellEnd"/>
-            <w:r>
-              <w:rPr>
-                <w:rFonts w:ascii="Times New Roman" w:hAnsi="Times New Roman"/>
-                <w:szCs w:val="24"/>
-                <w:lang w:val="fr-FR"/>
-              </w:rPr>
-              <w:t xml:space="preserve"> </w:t>
-            </w:r>
-            <w:proofErr w:type="spellStart"/>
-            <w:r>
-              <w:rPr>
-                <w:rFonts w:ascii="Times New Roman" w:hAnsi="Times New Roman"/>
-                <w:szCs w:val="24"/>
-                <w:lang w:val="fr-FR"/>
-              </w:rPr>
-              <w:t>Sản</w:t>
-            </w:r>
-            <w:proofErr w:type="spellEnd"/>
-            <w:r>
-              <w:rPr>
-                <w:rFonts w:ascii="Times New Roman" w:hAnsi="Times New Roman"/>
-                <w:szCs w:val="24"/>
-                <w:lang w:val="fr-FR"/>
-              </w:rPr>
-              <w:t xml:space="preserve"> </w:t>
-            </w:r>
-            <w:proofErr w:type="spellStart"/>
-            <w:r>
-              <w:rPr>
-                <w:rFonts w:ascii="Times New Roman" w:hAnsi="Times New Roman"/>
-                <w:szCs w:val="24"/>
-                <w:lang w:val="fr-FR"/>
-              </w:rPr>
-              <w:t>xuất</w:t>
-            </w:r>
-            <w:proofErr w:type="spellEnd"/>
-            <w:r>
-              <w:rPr>
-                <w:rFonts w:ascii="Times New Roman" w:hAnsi="Times New Roman"/>
-                <w:szCs w:val="24"/>
-                <w:lang w:val="fr-FR"/>
-              </w:rPr>
-              <w:t xml:space="preserve"> Nam </w:t>
-            </w:r>
-            <w:proofErr w:type="spellStart"/>
-            <w:proofErr w:type="gramStart"/>
-            <w:r>
-              <w:rPr>
-                <w:rFonts w:ascii="Times New Roman" w:hAnsi="Times New Roman"/>
-                <w:szCs w:val="24"/>
-                <w:lang w:val="fr-FR"/>
-              </w:rPr>
-              <w:t>Thuận</w:t>
-            </w:r>
-            <w:proofErr w:type="spellEnd"/>
             <w:r>
               <w:rPr>
                 <w:rFonts w:ascii="Times New Roman" w:hAnsi="Times New Roman"/>
@@ -3383,7 +2700,6 @@
               </w:rPr>
               <w:t>:</w:t>
             </w:r>
-            <w:proofErr w:type="gramEnd"/>
             <w:r>
               <w:rPr>
                 <w:rFonts w:ascii="Times New Roman" w:hAnsi="Times New Roman"/>
@@ -3402,160 +2718,14 @@
                 <w:lang w:val="fr-FR"/>
               </w:rPr>
             </w:pPr>
-            <w:proofErr w:type="spellStart"/>
             <w:r>
               <w:rPr>
                 <w:rFonts w:ascii="Times New Roman" w:hAnsi="Times New Roman"/>
                 <w:szCs w:val="24"/>
                 <w:lang w:val="fr-FR"/>
               </w:rPr>
-              <w:t>Tổ</w:t>
+              <w:t>Tổ dân phố Thủy Sơn 7, phường Thủy Nguyên, thành phố Hải Phòng</w:t>
             </w:r>
-            <w:proofErr w:type="spellEnd"/>
-            <w:r>
-              <w:rPr>
-                <w:rFonts w:ascii="Times New Roman" w:hAnsi="Times New Roman"/>
-                <w:szCs w:val="24"/>
-                <w:lang w:val="fr-FR"/>
-              </w:rPr>
-              <w:t xml:space="preserve"> </w:t>
-            </w:r>
-            <w:proofErr w:type="spellStart"/>
-            <w:r>
-              <w:rPr>
-                <w:rFonts w:ascii="Times New Roman" w:hAnsi="Times New Roman"/>
-                <w:szCs w:val="24"/>
-                <w:lang w:val="fr-FR"/>
-              </w:rPr>
-              <w:t>dân</w:t>
-            </w:r>
-            <w:proofErr w:type="spellEnd"/>
-            <w:r>
-              <w:rPr>
-                <w:rFonts w:ascii="Times New Roman" w:hAnsi="Times New Roman"/>
-                <w:szCs w:val="24"/>
-                <w:lang w:val="fr-FR"/>
-              </w:rPr>
-              <w:t xml:space="preserve"> </w:t>
-            </w:r>
-            <w:proofErr w:type="spellStart"/>
-            <w:r>
-              <w:rPr>
-                <w:rFonts w:ascii="Times New Roman" w:hAnsi="Times New Roman"/>
-                <w:szCs w:val="24"/>
-                <w:lang w:val="fr-FR"/>
-              </w:rPr>
-              <w:t>phố</w:t>
-            </w:r>
-            <w:proofErr w:type="spellEnd"/>
-            <w:r>
-              <w:rPr>
-                <w:rFonts w:ascii="Times New Roman" w:hAnsi="Times New Roman"/>
-                <w:szCs w:val="24"/>
-                <w:lang w:val="fr-FR"/>
-              </w:rPr>
-              <w:t xml:space="preserve"> </w:t>
-            </w:r>
-            <w:proofErr w:type="spellStart"/>
-            <w:r>
-              <w:rPr>
-                <w:rFonts w:ascii="Times New Roman" w:hAnsi="Times New Roman"/>
-                <w:szCs w:val="24"/>
-                <w:lang w:val="fr-FR"/>
-              </w:rPr>
-              <w:t>Thủy</w:t>
-            </w:r>
-            <w:proofErr w:type="spellEnd"/>
-            <w:r>
-              <w:rPr>
-                <w:rFonts w:ascii="Times New Roman" w:hAnsi="Times New Roman"/>
-                <w:szCs w:val="24"/>
-                <w:lang w:val="fr-FR"/>
-              </w:rPr>
-              <w:t xml:space="preserve"> Sơn 7, </w:t>
-            </w:r>
-            <w:proofErr w:type="spellStart"/>
-            <w:r>
-              <w:rPr>
-                <w:rFonts w:ascii="Times New Roman" w:hAnsi="Times New Roman"/>
-                <w:szCs w:val="24"/>
-                <w:lang w:val="fr-FR"/>
-              </w:rPr>
-              <w:t>phường</w:t>
-            </w:r>
-            <w:proofErr w:type="spellEnd"/>
-            <w:r>
-              <w:rPr>
-                <w:rFonts w:ascii="Times New Roman" w:hAnsi="Times New Roman"/>
-                <w:szCs w:val="24"/>
-                <w:lang w:val="fr-FR"/>
-              </w:rPr>
-              <w:t xml:space="preserve"> </w:t>
-            </w:r>
-            <w:proofErr w:type="spellStart"/>
-            <w:r>
-              <w:rPr>
-                <w:rFonts w:ascii="Times New Roman" w:hAnsi="Times New Roman"/>
-                <w:szCs w:val="24"/>
-                <w:lang w:val="fr-FR"/>
-              </w:rPr>
-              <w:t>Thủy</w:t>
-            </w:r>
-            <w:proofErr w:type="spellEnd"/>
-            <w:r>
-              <w:rPr>
-                <w:rFonts w:ascii="Times New Roman" w:hAnsi="Times New Roman"/>
-                <w:szCs w:val="24"/>
-                <w:lang w:val="fr-FR"/>
-              </w:rPr>
-              <w:t xml:space="preserve"> Nguyên, </w:t>
-            </w:r>
-            <w:proofErr w:type="spellStart"/>
-            <w:r>
-              <w:rPr>
-                <w:rFonts w:ascii="Times New Roman" w:hAnsi="Times New Roman"/>
-                <w:szCs w:val="24"/>
-                <w:lang w:val="fr-FR"/>
-              </w:rPr>
-              <w:t>thành</w:t>
-            </w:r>
-            <w:proofErr w:type="spellEnd"/>
-            <w:r>
-              <w:rPr>
-                <w:rFonts w:ascii="Times New Roman" w:hAnsi="Times New Roman"/>
-                <w:szCs w:val="24"/>
-                <w:lang w:val="fr-FR"/>
-              </w:rPr>
-              <w:t xml:space="preserve"> </w:t>
-            </w:r>
-            <w:proofErr w:type="spellStart"/>
-            <w:r>
-              <w:rPr>
-                <w:rFonts w:ascii="Times New Roman" w:hAnsi="Times New Roman"/>
-                <w:szCs w:val="24"/>
-                <w:lang w:val="fr-FR"/>
-              </w:rPr>
-              <w:t>phố</w:t>
-            </w:r>
-            <w:proofErr w:type="spellEnd"/>
-            <w:r>
-              <w:rPr>
-                <w:rFonts w:ascii="Times New Roman" w:hAnsi="Times New Roman"/>
-                <w:szCs w:val="24"/>
-                <w:lang w:val="fr-FR"/>
-              </w:rPr>
-              <w:t xml:space="preserve"> Hải </w:t>
-            </w:r>
-            <w:proofErr w:type="spellStart"/>
-            <w:r>
-              <w:rPr>
-                <w:rFonts w:ascii="Times New Roman" w:hAnsi="Times New Roman"/>
-                <w:szCs w:val="24"/>
-                <w:lang w:val="fr-FR"/>
-              </w:rPr>
-              <w:t>Phòng</w:t>
-            </w:r>
-            <w:proofErr w:type="spellEnd"/>
           </w:p>
           <w:p>
             <w:pPr>
@@ -3572,252 +2742,8 @@
                 <w:szCs w:val="24"/>
                 <w:lang w:val="fr-FR"/>
               </w:rPr>
-              <w:t xml:space="preserve">+ Các </w:t>
+              <w:t>+ Các địa điểm khác theo sự phân công của Công ty theo yêu cầu công việc</w:t>
             </w:r>
-            <w:proofErr w:type="spellStart"/>
-            <w:r>
-              <w:rPr>
-                <w:rFonts w:ascii="Times New Roman" w:hAnsi="Times New Roman"/>
-                <w:szCs w:val="24"/>
-                <w:lang w:val="fr-FR"/>
-              </w:rPr>
-              <w:t>địa</w:t>
-            </w:r>
-            <w:proofErr w:type="spellEnd"/>
-            <w:r>
-              <w:rPr>
-                <w:rFonts w:ascii="Times New Roman" w:hAnsi="Times New Roman"/>
-                <w:szCs w:val="24"/>
-                <w:lang w:val="fr-FR"/>
-              </w:rPr>
-              <w:t xml:space="preserve"> </w:t>
-            </w:r>
-            <w:proofErr w:type="spellStart"/>
-            <w:r>
-              <w:rPr>
-                <w:rFonts w:ascii="Times New Roman" w:hAnsi="Times New Roman"/>
-                <w:szCs w:val="24"/>
-                <w:lang w:val="fr-FR"/>
-              </w:rPr>
-              <w:t>điểm</w:t>
-            </w:r>
-            <w:proofErr w:type="spellEnd"/>
-            <w:r>
-              <w:rPr>
-                <w:rFonts w:ascii="Times New Roman" w:hAnsi="Times New Roman"/>
-                <w:szCs w:val="24"/>
-                <w:lang w:val="fr-FR"/>
-              </w:rPr>
-              <w:t xml:space="preserve"> </w:t>
-            </w:r>
-            <w:proofErr w:type="spellStart"/>
-            <w:r>
-              <w:rPr>
-                <w:rFonts w:ascii="Times New Roman" w:hAnsi="Times New Roman"/>
-                <w:szCs w:val="24"/>
-                <w:lang w:val="fr-FR"/>
-              </w:rPr>
-              <w:t>khác</w:t>
-            </w:r>
-            <w:proofErr w:type="spellEnd"/>
-            <w:r>
-              <w:rPr>
-                <w:rFonts w:ascii="Times New Roman" w:hAnsi="Times New Roman"/>
-                <w:szCs w:val="24"/>
-                <w:lang w:val="fr-FR"/>
-              </w:rPr>
-              <w:t xml:space="preserve"> </w:t>
-            </w:r>
-            <w:proofErr w:type="spellStart"/>
-            <w:r>
-              <w:rPr>
-                <w:rFonts w:ascii="Times New Roman" w:hAnsi="Times New Roman"/>
-                <w:szCs w:val="24"/>
-                <w:lang w:val="fr-FR"/>
-              </w:rPr>
-              <w:t>theo</w:t>
-            </w:r>
-            <w:proofErr w:type="spellEnd"/>
-            <w:r>
-              <w:rPr>
-                <w:rFonts w:ascii="Times New Roman" w:hAnsi="Times New Roman"/>
-                <w:szCs w:val="24"/>
-                <w:lang w:val="fr-FR"/>
-              </w:rPr>
-              <w:t xml:space="preserve"> </w:t>
-            </w:r>
-            <w:proofErr w:type="spellStart"/>
-            <w:r>
-              <w:rPr>
-                <w:rFonts w:ascii="Times New Roman" w:hAnsi="Times New Roman"/>
-                <w:szCs w:val="24"/>
-                <w:lang w:val="fr-FR"/>
-              </w:rPr>
-              <w:t>sự</w:t>
-            </w:r>
-            <w:proofErr w:type="spellEnd"/>
-            <w:r>
-              <w:rPr>
-                <w:rFonts w:ascii="Times New Roman" w:hAnsi="Times New Roman"/>
-                <w:szCs w:val="24"/>
-                <w:lang w:val="fr-FR"/>
-              </w:rPr>
-              <w:t xml:space="preserve"> </w:t>
-            </w:r>
-            <w:proofErr w:type="spellStart"/>
-            <w:r>
-              <w:rPr>
-                <w:rFonts w:ascii="Times New Roman" w:hAnsi="Times New Roman"/>
-                <w:szCs w:val="24"/>
-                <w:lang w:val="fr-FR"/>
-              </w:rPr>
-              <w:t>phân</w:t>
-            </w:r>
-            <w:proofErr w:type="spellEnd"/>
-            <w:r>
-              <w:rPr>
-                <w:rFonts w:ascii="Times New Roman" w:hAnsi="Times New Roman"/>
-                <w:szCs w:val="24"/>
-                <w:lang w:val="fr-FR"/>
-              </w:rPr>
-              <w:t xml:space="preserve"> </w:t>
-            </w:r>
-            <w:proofErr w:type="spellStart"/>
-            <w:r>
-              <w:rPr>
-                <w:rFonts w:ascii="Times New Roman" w:hAnsi="Times New Roman"/>
-                <w:szCs w:val="24"/>
-                <w:lang w:val="fr-FR"/>
-              </w:rPr>
-              <w:t>công</w:t>
-            </w:r>
-            <w:proofErr w:type="spellEnd"/>
-            <w:r>
-              <w:rPr>
-                <w:rFonts w:ascii="Times New Roman" w:hAnsi="Times New Roman"/>
-                <w:szCs w:val="24"/>
-                <w:lang w:val="fr-FR"/>
-              </w:rPr>
-              <w:t xml:space="preserve"> </w:t>
-            </w:r>
-            <w:proofErr w:type="spellStart"/>
-            <w:r>
-              <w:rPr>
-                <w:rFonts w:ascii="Times New Roman" w:hAnsi="Times New Roman"/>
-                <w:szCs w:val="24"/>
-                <w:lang w:val="fr-FR"/>
-              </w:rPr>
-              <w:t>của</w:t>
-            </w:r>
-            <w:proofErr w:type="spellEnd"/>
-            <w:r>
-              <w:rPr>
-                <w:rFonts w:ascii="Times New Roman" w:hAnsi="Times New Roman"/>
-                <w:szCs w:val="24"/>
-                <w:lang w:val="fr-FR"/>
-              </w:rPr>
-              <w:t xml:space="preserve"> Công </w:t>
-            </w:r>
-            <w:proofErr w:type="spellStart"/>
-            <w:r>
-              <w:rPr>
-                <w:rFonts w:ascii="Times New Roman" w:hAnsi="Times New Roman"/>
-                <w:szCs w:val="24"/>
-                <w:lang w:val="fr-FR"/>
-              </w:rPr>
-              <w:t>ty</w:t>
-            </w:r>
-            <w:proofErr w:type="spellEnd"/>
-            <w:r>
-              <w:rPr>
-                <w:rFonts w:ascii="Times New Roman" w:hAnsi="Times New Roman"/>
-                <w:szCs w:val="24"/>
-                <w:lang w:val="fr-FR"/>
-              </w:rPr>
-              <w:t xml:space="preserve"> </w:t>
-            </w:r>
-            <w:proofErr w:type="spellStart"/>
-            <w:r>
-              <w:rPr>
-                <w:rFonts w:ascii="Times New Roman" w:hAnsi="Times New Roman"/>
-                <w:szCs w:val="24"/>
-                <w:lang w:val="fr-FR"/>
-              </w:rPr>
-              <w:t>theo</w:t>
-            </w:r>
-            <w:proofErr w:type="spellEnd"/>
-            <w:r>
-              <w:rPr>
-                <w:rFonts w:ascii="Times New Roman" w:hAnsi="Times New Roman"/>
-                <w:szCs w:val="24"/>
-                <w:lang w:val="fr-FR"/>
-              </w:rPr>
-              <w:t xml:space="preserve"> </w:t>
-            </w:r>
-            <w:proofErr w:type="spellStart"/>
-            <w:r>
-              <w:rPr>
-                <w:rFonts w:ascii="Times New Roman" w:hAnsi="Times New Roman"/>
-                <w:szCs w:val="24"/>
-                <w:lang w:val="fr-FR"/>
-              </w:rPr>
-              <w:t>yêu</w:t>
-            </w:r>
-            <w:proofErr w:type="spellEnd"/>
-            <w:r>
-              <w:rPr>
-                <w:rFonts w:ascii="Times New Roman" w:hAnsi="Times New Roman"/>
-                <w:szCs w:val="24"/>
-                <w:lang w:val="fr-FR"/>
-              </w:rPr>
-              <w:t xml:space="preserve"> </w:t>
-            </w:r>
-            <w:proofErr w:type="spellStart"/>
-            <w:r>
-              <w:rPr>
-                <w:rFonts w:ascii="Times New Roman" w:hAnsi="Times New Roman"/>
-                <w:szCs w:val="24"/>
-                <w:lang w:val="fr-FR"/>
-              </w:rPr>
-              <w:t>cầu</w:t>
-            </w:r>
-            <w:proofErr w:type="spellEnd"/>
-            <w:r>
-              <w:rPr>
-                <w:rFonts w:ascii="Times New Roman" w:hAnsi="Times New Roman"/>
-                <w:szCs w:val="24"/>
-                <w:lang w:val="fr-FR"/>
-              </w:rPr>
-              <w:t xml:space="preserve"> </w:t>
-            </w:r>
-            <w:proofErr w:type="spellStart"/>
-            <w:r>
-              <w:rPr>
-                <w:rFonts w:ascii="Times New Roman" w:hAnsi="Times New Roman"/>
-                <w:szCs w:val="24"/>
-                <w:lang w:val="fr-FR"/>
-              </w:rPr>
-              <w:t>công</w:t>
-            </w:r>
-            <w:proofErr w:type="spellEnd"/>
-            <w:r>
-              <w:rPr>
-                <w:rFonts w:ascii="Times New Roman" w:hAnsi="Times New Roman"/>
-                <w:szCs w:val="24"/>
-                <w:lang w:val="fr-FR"/>
-              </w:rPr>
-              <w:t xml:space="preserve"> </w:t>
-            </w:r>
-            <w:proofErr w:type="spellStart"/>
-            <w:r>
-              <w:rPr>
-                <w:rFonts w:ascii="Times New Roman" w:hAnsi="Times New Roman"/>
-                <w:szCs w:val="24"/>
-                <w:lang w:val="fr-FR"/>
-              </w:rPr>
-              <w:t>việc</w:t>
-            </w:r>
-            <w:proofErr w:type="spellEnd"/>
           </w:p>
         </w:tc>
       </w:tr>
@@ -3922,25 +2848,7 @@
                 <w:szCs w:val="24"/>
                 <w:lang w:val="fr-FR"/>
               </w:rPr>
-              <w:t>{{</w:t>
-            </w:r>
-            <w:proofErr w:type="spellStart"/>
-            <w:r>
-              <w:rPr>
-                <w:color w:val="000000"/>
-                <w:szCs w:val="24"/>
-                <w:lang w:val="fr-FR"/>
-              </w:rPr>
-              <w:t>chucdanh</w:t>
-            </w:r>
-            <w:proofErr w:type="spellEnd"/>
-            <w:r>
-              <w:rPr>
-                <w:color w:val="000000"/>
-                <w:szCs w:val="24"/>
-                <w:lang w:val="fr-FR"/>
-              </w:rPr>
-              <w:t>}}</w:t>
+              <w:t>{{chucdanh}}</w:t>
             </w:r>
           </w:p>
           <w:p>
@@ -4061,7 +2969,6 @@
               </w:rPr>
               <w:t>{{</w:t>
             </w:r>
-            <w:proofErr w:type="spellStart"/>
             <w:r>
               <w:rPr>
                 <w:b/>
@@ -4071,7 +2978,6 @@
               </w:rPr>
               <w:t>bophan</w:t>
             </w:r>
-            <w:proofErr w:type="spellEnd"/>
             <w:r>
               <w:rPr>
                 <w:b/>
@@ -4274,7 +3180,6 @@
                 <w:lang w:val="fr-FR"/>
               </w:rPr>
             </w:pPr>
-            <w:proofErr w:type="spellStart"/>
             <w:r>
               <w:rPr>
                 <w:rFonts w:ascii="Times New Roman" w:hAnsi="Times New Roman"/>
@@ -4282,407 +3187,7 @@
                 <w:szCs w:val="24"/>
                 <w:lang w:val="fr-FR"/>
               </w:rPr>
-              <w:t>Thực</w:t>
-            </w:r>
-            <w:proofErr w:type="spellEnd"/>
-            <w:r>
-              <w:rPr>
-                <w:rFonts w:ascii="Times New Roman" w:hAnsi="Times New Roman"/>
-                <w:color w:val="000000"/>
-                <w:szCs w:val="24"/>
-                <w:lang w:val="fr-FR"/>
-              </w:rPr>
-              <w:t xml:space="preserve"> </w:t>
-            </w:r>
-            <w:proofErr w:type="spellStart"/>
-            <w:r>
-              <w:rPr>
-                <w:rFonts w:ascii="Times New Roman" w:hAnsi="Times New Roman"/>
-                <w:color w:val="000000"/>
-                <w:szCs w:val="24"/>
-                <w:lang w:val="fr-FR"/>
-              </w:rPr>
-              <w:t>hiện</w:t>
-            </w:r>
-            <w:proofErr w:type="spellEnd"/>
-            <w:r>
-              <w:rPr>
-                <w:rFonts w:ascii="Times New Roman" w:hAnsi="Times New Roman"/>
-                <w:color w:val="000000"/>
-                <w:szCs w:val="24"/>
-                <w:lang w:val="fr-FR"/>
-              </w:rPr>
-              <w:t xml:space="preserve"> </w:t>
-            </w:r>
-            <w:proofErr w:type="spellStart"/>
-            <w:r>
-              <w:rPr>
-                <w:rFonts w:ascii="Times New Roman" w:hAnsi="Times New Roman"/>
-                <w:color w:val="000000"/>
-                <w:szCs w:val="24"/>
-                <w:lang w:val="fr-FR"/>
-              </w:rPr>
-              <w:t>theo</w:t>
-            </w:r>
-            <w:proofErr w:type="spellEnd"/>
-            <w:r>
-              <w:rPr>
-                <w:rFonts w:ascii="Times New Roman" w:hAnsi="Times New Roman"/>
-                <w:color w:val="000000"/>
-                <w:szCs w:val="24"/>
-                <w:lang w:val="fr-FR"/>
-              </w:rPr>
-              <w:t xml:space="preserve"> </w:t>
-            </w:r>
-            <w:proofErr w:type="spellStart"/>
-            <w:r>
-              <w:rPr>
-                <w:rFonts w:ascii="Times New Roman" w:hAnsi="Times New Roman"/>
-                <w:color w:val="000000"/>
-                <w:szCs w:val="24"/>
-                <w:lang w:val="fr-FR"/>
-              </w:rPr>
-              <w:t>bảng</w:t>
-            </w:r>
-            <w:proofErr w:type="spellEnd"/>
-            <w:r>
-              <w:rPr>
-                <w:rFonts w:ascii="Times New Roman" w:hAnsi="Times New Roman"/>
-                <w:color w:val="000000"/>
-                <w:szCs w:val="24"/>
-                <w:lang w:val="fr-FR"/>
-              </w:rPr>
-              <w:t xml:space="preserve"> </w:t>
-            </w:r>
-            <w:proofErr w:type="spellStart"/>
-            <w:r>
-              <w:rPr>
-                <w:rFonts w:ascii="Times New Roman" w:hAnsi="Times New Roman"/>
-                <w:color w:val="000000"/>
-                <w:szCs w:val="24"/>
-                <w:lang w:val="fr-FR"/>
-              </w:rPr>
-              <w:t>mô</w:t>
-            </w:r>
-            <w:proofErr w:type="spellEnd"/>
-            <w:r>
-              <w:rPr>
-                <w:rFonts w:ascii="Times New Roman" w:hAnsi="Times New Roman"/>
-                <w:color w:val="000000"/>
-                <w:szCs w:val="24"/>
-                <w:lang w:val="fr-FR"/>
-              </w:rPr>
-              <w:t xml:space="preserve"> </w:t>
-            </w:r>
-            <w:proofErr w:type="spellStart"/>
-            <w:r>
-              <w:rPr>
-                <w:rFonts w:ascii="Times New Roman" w:hAnsi="Times New Roman"/>
-                <w:color w:val="000000"/>
-                <w:szCs w:val="24"/>
-                <w:lang w:val="fr-FR"/>
-              </w:rPr>
-              <w:t>tả</w:t>
-            </w:r>
-            <w:proofErr w:type="spellEnd"/>
-            <w:r>
-              <w:rPr>
-                <w:rFonts w:ascii="Times New Roman" w:hAnsi="Times New Roman"/>
-                <w:color w:val="000000"/>
-                <w:szCs w:val="24"/>
-                <w:lang w:val="fr-FR"/>
-              </w:rPr>
-              <w:t xml:space="preserve"> </w:t>
-            </w:r>
-            <w:proofErr w:type="spellStart"/>
-            <w:r>
-              <w:rPr>
-                <w:rFonts w:ascii="Times New Roman" w:hAnsi="Times New Roman"/>
-                <w:color w:val="000000"/>
-                <w:szCs w:val="24"/>
-                <w:lang w:val="fr-FR"/>
-              </w:rPr>
-              <w:t>công</w:t>
-            </w:r>
-            <w:proofErr w:type="spellEnd"/>
-            <w:r>
-              <w:rPr>
-                <w:rFonts w:ascii="Times New Roman" w:hAnsi="Times New Roman"/>
-                <w:color w:val="000000"/>
-                <w:szCs w:val="24"/>
-                <w:lang w:val="fr-FR"/>
-              </w:rPr>
-              <w:t xml:space="preserve"> </w:t>
-            </w:r>
-            <w:proofErr w:type="spellStart"/>
-            <w:r>
-              <w:rPr>
-                <w:rFonts w:ascii="Times New Roman" w:hAnsi="Times New Roman"/>
-                <w:color w:val="000000"/>
-                <w:szCs w:val="24"/>
-                <w:lang w:val="fr-FR"/>
-              </w:rPr>
-              <w:t>việc</w:t>
-            </w:r>
-            <w:proofErr w:type="spellEnd"/>
-            <w:r>
-              <w:rPr>
-                <w:rFonts w:ascii="Times New Roman" w:hAnsi="Times New Roman"/>
-                <w:color w:val="000000"/>
-                <w:szCs w:val="24"/>
-                <w:lang w:val="fr-FR"/>
-              </w:rPr>
-              <w:t xml:space="preserve"> </w:t>
-            </w:r>
-            <w:proofErr w:type="spellStart"/>
-            <w:r>
-              <w:rPr>
-                <w:rFonts w:ascii="Times New Roman" w:hAnsi="Times New Roman"/>
-                <w:color w:val="000000"/>
-                <w:szCs w:val="24"/>
-                <w:lang w:val="fr-FR"/>
-              </w:rPr>
-              <w:t>và</w:t>
-            </w:r>
-            <w:proofErr w:type="spellEnd"/>
-            <w:r>
-              <w:rPr>
-                <w:rFonts w:ascii="Times New Roman" w:hAnsi="Times New Roman"/>
-                <w:color w:val="000000"/>
-                <w:szCs w:val="24"/>
-                <w:lang w:val="fr-FR"/>
-              </w:rPr>
-              <w:t xml:space="preserve"> </w:t>
-            </w:r>
-            <w:proofErr w:type="spellStart"/>
-            <w:r>
-              <w:rPr>
-                <w:rFonts w:ascii="Times New Roman" w:hAnsi="Times New Roman"/>
-                <w:color w:val="000000"/>
-                <w:szCs w:val="24"/>
-                <w:lang w:val="fr-FR"/>
-              </w:rPr>
-              <w:t>các</w:t>
-            </w:r>
-            <w:proofErr w:type="spellEnd"/>
-            <w:r>
-              <w:rPr>
-                <w:rFonts w:ascii="Times New Roman" w:hAnsi="Times New Roman"/>
-                <w:color w:val="000000"/>
-                <w:szCs w:val="24"/>
-                <w:lang w:val="fr-FR"/>
-              </w:rPr>
-              <w:t xml:space="preserve"> </w:t>
-            </w:r>
-            <w:proofErr w:type="spellStart"/>
-            <w:r>
-              <w:rPr>
-                <w:rFonts w:ascii="Times New Roman" w:hAnsi="Times New Roman"/>
-                <w:color w:val="000000"/>
-                <w:szCs w:val="24"/>
-                <w:lang w:val="fr-FR"/>
-              </w:rPr>
-              <w:t>công</w:t>
-            </w:r>
-            <w:proofErr w:type="spellEnd"/>
-            <w:r>
-              <w:rPr>
-                <w:rFonts w:ascii="Times New Roman" w:hAnsi="Times New Roman"/>
-                <w:color w:val="000000"/>
-                <w:szCs w:val="24"/>
-                <w:lang w:val="fr-FR"/>
-              </w:rPr>
-              <w:t xml:space="preserve"> </w:t>
-            </w:r>
-            <w:proofErr w:type="spellStart"/>
-            <w:r>
-              <w:rPr>
-                <w:rFonts w:ascii="Times New Roman" w:hAnsi="Times New Roman"/>
-                <w:color w:val="000000"/>
-                <w:szCs w:val="24"/>
-                <w:lang w:val="fr-FR"/>
-              </w:rPr>
-              <w:t>việc</w:t>
-            </w:r>
-            <w:proofErr w:type="spellEnd"/>
-            <w:r>
-              <w:rPr>
-                <w:rFonts w:ascii="Times New Roman" w:hAnsi="Times New Roman"/>
-                <w:color w:val="000000"/>
-                <w:szCs w:val="24"/>
-                <w:lang w:val="fr-FR"/>
-              </w:rPr>
-              <w:t xml:space="preserve"> </w:t>
-            </w:r>
-            <w:proofErr w:type="spellStart"/>
-            <w:r>
-              <w:rPr>
-                <w:rFonts w:ascii="Times New Roman" w:hAnsi="Times New Roman"/>
-                <w:color w:val="000000"/>
-                <w:szCs w:val="24"/>
-                <w:lang w:val="fr-FR"/>
-              </w:rPr>
-              <w:t>liên</w:t>
-            </w:r>
-            <w:proofErr w:type="spellEnd"/>
-            <w:r>
-              <w:rPr>
-                <w:rFonts w:ascii="Times New Roman" w:hAnsi="Times New Roman"/>
-                <w:color w:val="000000"/>
-                <w:szCs w:val="24"/>
-                <w:lang w:val="fr-FR"/>
-              </w:rPr>
-              <w:t xml:space="preserve"> </w:t>
-            </w:r>
-            <w:proofErr w:type="spellStart"/>
-            <w:r>
-              <w:rPr>
-                <w:rFonts w:ascii="Times New Roman" w:hAnsi="Times New Roman"/>
-                <w:color w:val="000000"/>
-                <w:szCs w:val="24"/>
-                <w:lang w:val="fr-FR"/>
-              </w:rPr>
-              <w:t>quan</w:t>
-            </w:r>
-            <w:proofErr w:type="spellEnd"/>
-            <w:r>
-              <w:rPr>
-                <w:rFonts w:ascii="Times New Roman" w:hAnsi="Times New Roman"/>
-                <w:color w:val="000000"/>
-                <w:szCs w:val="24"/>
-                <w:lang w:val="fr-FR"/>
-              </w:rPr>
-              <w:t xml:space="preserve"> </w:t>
-            </w:r>
-            <w:proofErr w:type="spellStart"/>
-            <w:r>
-              <w:rPr>
-                <w:rFonts w:ascii="Times New Roman" w:hAnsi="Times New Roman"/>
-                <w:color w:val="000000"/>
-                <w:szCs w:val="24"/>
-                <w:lang w:val="fr-FR"/>
-              </w:rPr>
-              <w:t>khác</w:t>
-            </w:r>
-            <w:proofErr w:type="spellEnd"/>
-            <w:r>
-              <w:rPr>
-                <w:rFonts w:ascii="Times New Roman" w:hAnsi="Times New Roman"/>
-                <w:color w:val="000000"/>
-                <w:szCs w:val="24"/>
-                <w:lang w:val="fr-FR"/>
-              </w:rPr>
-              <w:t xml:space="preserve"> </w:t>
-            </w:r>
-            <w:proofErr w:type="spellStart"/>
-            <w:r>
-              <w:rPr>
-                <w:rFonts w:ascii="Times New Roman" w:hAnsi="Times New Roman"/>
-                <w:color w:val="000000"/>
-                <w:szCs w:val="24"/>
-                <w:lang w:val="fr-FR"/>
-              </w:rPr>
-              <w:t>dưới</w:t>
-            </w:r>
-            <w:proofErr w:type="spellEnd"/>
-            <w:r>
-              <w:rPr>
-                <w:rFonts w:ascii="Times New Roman" w:hAnsi="Times New Roman"/>
-                <w:color w:val="000000"/>
-                <w:szCs w:val="24"/>
-                <w:lang w:val="fr-FR"/>
-              </w:rPr>
-              <w:t xml:space="preserve"> </w:t>
-            </w:r>
-            <w:proofErr w:type="spellStart"/>
-            <w:r>
-              <w:rPr>
-                <w:rFonts w:ascii="Times New Roman" w:hAnsi="Times New Roman"/>
-                <w:color w:val="000000"/>
-                <w:szCs w:val="24"/>
-                <w:lang w:val="fr-FR"/>
-              </w:rPr>
-              <w:t>sự</w:t>
-            </w:r>
-            <w:proofErr w:type="spellEnd"/>
-            <w:r>
-              <w:rPr>
-                <w:rFonts w:ascii="Times New Roman" w:hAnsi="Times New Roman"/>
-                <w:color w:val="000000"/>
-                <w:szCs w:val="24"/>
-                <w:lang w:val="fr-FR"/>
-              </w:rPr>
-              <w:t xml:space="preserve"> </w:t>
-            </w:r>
-            <w:proofErr w:type="spellStart"/>
-            <w:r>
-              <w:rPr>
-                <w:rFonts w:ascii="Times New Roman" w:hAnsi="Times New Roman"/>
-                <w:color w:val="000000"/>
-                <w:szCs w:val="24"/>
-                <w:lang w:val="fr-FR"/>
-              </w:rPr>
-              <w:t>phân</w:t>
-            </w:r>
-            <w:proofErr w:type="spellEnd"/>
-            <w:r>
-              <w:rPr>
-                <w:rFonts w:ascii="Times New Roman" w:hAnsi="Times New Roman"/>
-                <w:color w:val="000000"/>
-                <w:szCs w:val="24"/>
-                <w:lang w:val="fr-FR"/>
-              </w:rPr>
-              <w:t xml:space="preserve"> </w:t>
-            </w:r>
-            <w:proofErr w:type="spellStart"/>
-            <w:r>
-              <w:rPr>
-                <w:rFonts w:ascii="Times New Roman" w:hAnsi="Times New Roman"/>
-                <w:color w:val="000000"/>
-                <w:szCs w:val="24"/>
-                <w:lang w:val="fr-FR"/>
-              </w:rPr>
-              <w:t>công</w:t>
-            </w:r>
-            <w:proofErr w:type="spellEnd"/>
-            <w:r>
-              <w:rPr>
-                <w:rFonts w:ascii="Times New Roman" w:hAnsi="Times New Roman"/>
-                <w:color w:val="000000"/>
-                <w:szCs w:val="24"/>
-                <w:lang w:val="fr-FR"/>
-              </w:rPr>
-              <w:t xml:space="preserve"> </w:t>
-            </w:r>
-            <w:proofErr w:type="spellStart"/>
-            <w:r>
-              <w:rPr>
-                <w:rFonts w:ascii="Times New Roman" w:hAnsi="Times New Roman"/>
-                <w:color w:val="000000"/>
-                <w:szCs w:val="24"/>
-                <w:lang w:val="fr-FR"/>
-              </w:rPr>
-              <w:t>của</w:t>
-            </w:r>
-            <w:proofErr w:type="spellEnd"/>
-            <w:r>
-              <w:rPr>
-                <w:rFonts w:ascii="Times New Roman" w:hAnsi="Times New Roman"/>
-                <w:color w:val="000000"/>
-                <w:szCs w:val="24"/>
-                <w:lang w:val="fr-FR"/>
-              </w:rPr>
-              <w:t xml:space="preserve"> </w:t>
-            </w:r>
-            <w:proofErr w:type="spellStart"/>
-            <w:r>
-              <w:rPr>
-                <w:rFonts w:ascii="Times New Roman" w:hAnsi="Times New Roman"/>
-                <w:color w:val="000000"/>
-                <w:szCs w:val="24"/>
-                <w:lang w:val="fr-FR"/>
-              </w:rPr>
-              <w:t>ng</w:t>
+              <w:t>Thực hiện theo bảng mô tả công việc và các công việc liên quan khác dưới sự phân công của ng</w:t>
             </w:r>
             <w:r>
               <w:rPr>
@@ -4700,97 +3205,7 @@
                 <w:szCs w:val="24"/>
                 <w:lang w:val="fr-FR"/>
               </w:rPr>
-              <w:t>ời</w:t>
-            </w:r>
-            <w:proofErr w:type="spellEnd"/>
-            <w:r>
-              <w:rPr>
-                <w:rFonts w:ascii="Times New Roman" w:hAnsi="Times New Roman"/>
-                <w:color w:val="000000"/>
-                <w:szCs w:val="24"/>
-                <w:lang w:val="fr-FR"/>
-              </w:rPr>
-              <w:t xml:space="preserve"> </w:t>
-            </w:r>
-            <w:proofErr w:type="spellStart"/>
-            <w:r>
-              <w:rPr>
-                <w:rFonts w:ascii="Times New Roman" w:hAnsi="Times New Roman"/>
-                <w:color w:val="000000"/>
-                <w:szCs w:val="24"/>
-                <w:lang w:val="fr-FR"/>
-              </w:rPr>
-              <w:t>quản</w:t>
-            </w:r>
-            <w:proofErr w:type="spellEnd"/>
-            <w:r>
-              <w:rPr>
-                <w:rFonts w:ascii="Times New Roman" w:hAnsi="Times New Roman"/>
-                <w:color w:val="000000"/>
-                <w:szCs w:val="24"/>
-                <w:lang w:val="fr-FR"/>
-              </w:rPr>
-              <w:t xml:space="preserve"> </w:t>
-            </w:r>
-            <w:proofErr w:type="spellStart"/>
-            <w:r>
-              <w:rPr>
-                <w:rFonts w:ascii="Times New Roman" w:hAnsi="Times New Roman"/>
-                <w:color w:val="000000"/>
-                <w:szCs w:val="24"/>
-                <w:lang w:val="fr-FR"/>
-              </w:rPr>
-              <w:t>lý</w:t>
-            </w:r>
-            <w:proofErr w:type="spellEnd"/>
-            <w:r>
-              <w:rPr>
-                <w:rFonts w:ascii="Times New Roman" w:hAnsi="Times New Roman"/>
-                <w:color w:val="000000"/>
-                <w:szCs w:val="24"/>
-                <w:lang w:val="fr-FR"/>
-              </w:rPr>
-              <w:t xml:space="preserve"> </w:t>
-            </w:r>
-            <w:proofErr w:type="spellStart"/>
-            <w:r>
-              <w:rPr>
-                <w:rFonts w:ascii="Times New Roman" w:hAnsi="Times New Roman"/>
-                <w:color w:val="000000"/>
-                <w:szCs w:val="24"/>
-                <w:lang w:val="fr-FR"/>
-              </w:rPr>
-              <w:t>trực</w:t>
-            </w:r>
-            <w:proofErr w:type="spellEnd"/>
-            <w:r>
-              <w:rPr>
-                <w:rFonts w:ascii="Times New Roman" w:hAnsi="Times New Roman"/>
-                <w:color w:val="000000"/>
-                <w:szCs w:val="24"/>
-                <w:lang w:val="fr-FR"/>
-              </w:rPr>
-              <w:t xml:space="preserve"> </w:t>
-            </w:r>
-            <w:proofErr w:type="spellStart"/>
-            <w:r>
-              <w:rPr>
-                <w:rFonts w:ascii="Times New Roman" w:hAnsi="Times New Roman"/>
-                <w:color w:val="000000"/>
-                <w:szCs w:val="24"/>
-                <w:lang w:val="fr-FR"/>
-              </w:rPr>
-              <w:t>tiếp</w:t>
-            </w:r>
-            <w:proofErr w:type="spellEnd"/>
-            <w:r>
-              <w:rPr>
-                <w:rFonts w:ascii="Times New Roman" w:hAnsi="Times New Roman"/>
-                <w:color w:val="000000"/>
-                <w:szCs w:val="24"/>
-                <w:lang w:val="fr-FR"/>
-              </w:rPr>
-              <w:t>.</w:t>
+              <w:t>ời quản lý trực tiếp.</w:t>
             </w:r>
           </w:p>
         </w:tc>
@@ -4818,21 +3233,8 @@
           <w:u w:val="single"/>
           <w:lang w:val="fr-FR"/>
         </w:rPr>
-        <w:t xml:space="preserve">ĐIỀU </w:t>
-      </w:r>
-      <w:proofErr w:type="gramStart"/>
-      <w:r>
-        <w:rPr>
-          <w:rFonts w:ascii="Times New Roman" w:hAnsi="Times New Roman"/>
-          <w:b/>
-          <w:bCs/>
-          <w:szCs w:val="24"/>
-          <w:u w:val="single"/>
-          <w:lang w:val="fr-FR"/>
-        </w:rPr>
-        <w:t>2:</w:t>
-      </w:r>
-      <w:proofErr w:type="gramEnd"/>
+        <w:t>ĐIỀU 2:</w:t>
+      </w:r>
       <w:r>
         <w:rPr>
           <w:rFonts w:ascii="Times New Roman" w:hAnsi="Times New Roman"/>
@@ -4870,7 +3272,6 @@
           <w:lang w:val="fr-FR"/>
         </w:rPr>
       </w:pPr>
-      <w:proofErr w:type="spellStart"/>
       <w:r>
         <w:rPr>
           <w:rFonts w:ascii="Times New Roman" w:hAnsi="Times New Roman"/>
@@ -4893,43 +3294,39 @@
           <w:szCs w:val="24"/>
           <w:lang w:val="fr-FR"/>
         </w:rPr>
-        <w:t>i</w:t>
-      </w:r>
-      <w:proofErr w:type="spellEnd"/>
-      <w:r>
-        <w:rPr>
-          <w:rFonts w:ascii="Times New Roman" w:hAnsi="Times New Roman"/>
+        <w:t>i gian l</w:t>
+      </w:r>
+      <w:r>
+        <w:rPr>
+          <w:rFonts w:ascii="Times New Roman" w:hAnsi="Times New Roman" w:cs="Calibri"/>
           <w:szCs w:val="24"/>
           <w:lang w:val="fr-FR"/>
         </w:rPr>
-        <w:t xml:space="preserve"> </w:t>
-      </w:r>
-      <w:proofErr w:type="spellStart"/>
+        <w:t>à</w:t>
+      </w:r>
       <w:r>
         <w:rPr>
           <w:rFonts w:ascii="Times New Roman" w:hAnsi="Times New Roman"/>
           <w:szCs w:val="24"/>
           <w:lang w:val="fr-FR"/>
         </w:rPr>
-        <w:t>gian</w:t>
-      </w:r>
-      <w:proofErr w:type="spellEnd"/>
-      <w:r>
-        <w:rPr>
-          <w:rFonts w:ascii="Times New Roman" w:hAnsi="Times New Roman"/>
+        <w:t>m vi</w:t>
+      </w:r>
+      <w:r>
+        <w:rPr>
+          <w:rFonts w:ascii="Times New Roman" w:hAnsi="Times New Roman" w:cs="Calibri"/>
           <w:szCs w:val="24"/>
           <w:lang w:val="fr-FR"/>
         </w:rPr>
-        <w:t xml:space="preserve"> </w:t>
-      </w:r>
-      <w:proofErr w:type="spellStart"/>
+        <w:t>ệ</w:t>
+      </w:r>
       <w:r>
         <w:rPr>
           <w:rFonts w:ascii="Times New Roman" w:hAnsi="Times New Roman"/>
           <w:szCs w:val="24"/>
           <w:lang w:val="fr-FR"/>
         </w:rPr>
-        <w:t>l</w:t>
+        <w:t>c, l</w:t>
       </w:r>
       <w:r>
         <w:rPr>
@@ -4945,25 +3342,23 @@
           <w:szCs w:val="24"/>
           <w:lang w:val="fr-FR"/>
         </w:rPr>
-        <w:t>m</w:t>
-      </w:r>
-      <w:proofErr w:type="spellEnd"/>
-      <w:r>
-        <w:rPr>
-          <w:rFonts w:ascii="Times New Roman" w:hAnsi="Times New Roman"/>
+        <w:t>m th</w:t>
+      </w:r>
+      <w:r>
+        <w:rPr>
+          <w:rFonts w:ascii="Times New Roman" w:hAnsi="Times New Roman" w:cs=".VnTime"/>
           <w:szCs w:val="24"/>
           <w:lang w:val="fr-FR"/>
         </w:rPr>
-        <w:t xml:space="preserve"> </w:t>
-      </w:r>
-      <w:proofErr w:type="spellStart"/>
+        <w:t>ê</w:t>
+      </w:r>
       <w:r>
         <w:rPr>
           <w:rFonts w:ascii="Times New Roman" w:hAnsi="Times New Roman"/>
           <w:szCs w:val="24"/>
           <w:lang w:val="fr-FR"/>
         </w:rPr>
-        <w:t>vi</w:t>
+        <w:t>m gi</w:t>
       </w:r>
       <w:r>
         <w:rPr>
@@ -4971,7 +3366,7 @@
           <w:szCs w:val="24"/>
           <w:lang w:val="fr-FR"/>
         </w:rPr>
-        <w:t>ệ</w:t>
+        <w:t>ờ</w:t>
       </w:r>
       <w:r>
         <w:rPr>
@@ -4979,25 +3374,23 @@
           <w:szCs w:val="24"/>
           <w:lang w:val="fr-FR"/>
         </w:rPr>
-        <w:t>c</w:t>
-      </w:r>
-      <w:proofErr w:type="spellEnd"/>
-      <w:r>
-        <w:rPr>
-          <w:rFonts w:ascii="Times New Roman" w:hAnsi="Times New Roman"/>
+        <w:t xml:space="preserve"> v</w:t>
+      </w:r>
+      <w:r>
+        <w:rPr>
+          <w:rFonts w:ascii="Times New Roman" w:hAnsi="Times New Roman" w:cs="Calibri"/>
           <w:szCs w:val="24"/>
           <w:lang w:val="fr-FR"/>
         </w:rPr>
-        <w:t xml:space="preserve">, </w:t>
-      </w:r>
-      <w:proofErr w:type="spellStart"/>
+        <w:t>à</w:t>
+      </w:r>
       <w:r>
         <w:rPr>
           <w:rFonts w:ascii="Times New Roman" w:hAnsi="Times New Roman"/>
           <w:szCs w:val="24"/>
           <w:lang w:val="fr-FR"/>
         </w:rPr>
-        <w:t>l</w:t>
+        <w:t xml:space="preserve"> th</w:t>
       </w:r>
       <w:r>
         <w:rPr>
@@ -5005,6 +3398,70 @@
           <w:szCs w:val="24"/>
           <w:lang w:val="fr-FR"/>
         </w:rPr>
+        <w:t>ờ</w:t>
+      </w:r>
+      <w:r>
+        <w:rPr>
+          <w:rFonts w:ascii="Times New Roman" w:hAnsi="Times New Roman"/>
+          <w:szCs w:val="24"/>
+          <w:lang w:val="fr-FR"/>
+        </w:rPr>
+        <w:t>i gian ngh</w:t>
+      </w:r>
+      <w:r>
+        <w:rPr>
+          <w:rFonts w:ascii="Times New Roman" w:hAnsi="Times New Roman" w:cs="Calibri"/>
+          <w:szCs w:val="24"/>
+          <w:lang w:val="fr-FR"/>
+        </w:rPr>
+        <w:t>ỉ</w:t>
+      </w:r>
+      <w:r>
+        <w:rPr>
+          <w:rFonts w:ascii="Times New Roman" w:hAnsi="Times New Roman"/>
+          <w:szCs w:val="24"/>
+          <w:lang w:val="fr-FR"/>
+        </w:rPr>
+        <w:t xml:space="preserve"> ng</w:t>
+      </w:r>
+      <w:r>
+        <w:rPr>
+          <w:rFonts w:ascii="Times New Roman" w:hAnsi="Times New Roman" w:cs="Calibri"/>
+          <w:szCs w:val="24"/>
+          <w:lang w:val="fr-FR"/>
+        </w:rPr>
+        <w:t>ơ</w:t>
+      </w:r>
+      <w:r>
+        <w:rPr>
+          <w:rFonts w:ascii="Times New Roman" w:hAnsi="Times New Roman"/>
+          <w:szCs w:val="24"/>
+          <w:lang w:val="fr-FR"/>
+        </w:rPr>
+        <w:t>i, ngh</w:t>
+      </w:r>
+      <w:r>
+        <w:rPr>
+          <w:rFonts w:ascii="Times New Roman" w:hAnsi="Times New Roman" w:cs="Calibri"/>
+          <w:szCs w:val="24"/>
+          <w:lang w:val="fr-FR"/>
+        </w:rPr>
+        <w:t>ỉ</w:t>
+      </w:r>
+      <w:r>
+        <w:rPr>
+          <w:rFonts w:ascii="Times New Roman" w:hAnsi="Times New Roman"/>
+          <w:szCs w:val="24"/>
+          <w:lang w:val="fr-FR"/>
+        </w:rPr>
+        <w:t xml:space="preserve"> h</w:t>
+      </w:r>
+      <w:r>
+        <w:rPr>
+          <w:rFonts w:ascii="Times New Roman" w:hAnsi="Times New Roman" w:cs="Calibri"/>
+          <w:szCs w:val="24"/>
+          <w:lang w:val="fr-FR"/>
+        </w:rPr>
         <w:t>à</w:t>
       </w:r>
       <w:r>
@@ -5013,590 +3470,7 @@
           <w:szCs w:val="24"/>
           <w:lang w:val="fr-FR"/>
         </w:rPr>
-        <w:t>m</w:t>
-      </w:r>
-      <w:proofErr w:type="spellEnd"/>
-      <w:r>
-        <w:rPr>
-          <w:rFonts w:ascii="Times New Roman" w:hAnsi="Times New Roman"/>
-          <w:szCs w:val="24"/>
-          <w:lang w:val="fr-FR"/>
-        </w:rPr>
-        <w:t xml:space="preserve"> </w:t>
-      </w:r>
-      <w:proofErr w:type="spellStart"/>
-      <w:r>
-        <w:rPr>
-          <w:rFonts w:ascii="Times New Roman" w:hAnsi="Times New Roman"/>
-          <w:szCs w:val="24"/>
-          <w:lang w:val="fr-FR"/>
-        </w:rPr>
-        <w:t>th</w:t>
-      </w:r>
-      <w:r>
-        <w:rPr>
-          <w:rFonts w:ascii="Times New Roman" w:hAnsi="Times New Roman" w:cs=".VnTime"/>
-          <w:szCs w:val="24"/>
-          <w:lang w:val="fr-FR"/>
-        </w:rPr>
-        <w:t>ê</w:t>
-      </w:r>
-      <w:r>
-        <w:rPr>
-          <w:rFonts w:ascii="Times New Roman" w:hAnsi="Times New Roman"/>
-          <w:szCs w:val="24"/>
-          <w:lang w:val="fr-FR"/>
-        </w:rPr>
-        <w:t>m</w:t>
-      </w:r>
-      <w:proofErr w:type="spellEnd"/>
-      <w:r>
-        <w:rPr>
-          <w:rFonts w:ascii="Times New Roman" w:hAnsi="Times New Roman"/>
-          <w:szCs w:val="24"/>
-          <w:lang w:val="fr-FR"/>
-        </w:rPr>
-        <w:t xml:space="preserve"> </w:t>
-      </w:r>
-      <w:proofErr w:type="spellStart"/>
-      <w:r>
-        <w:rPr>
-          <w:rFonts w:ascii="Times New Roman" w:hAnsi="Times New Roman"/>
-          <w:szCs w:val="24"/>
-          <w:lang w:val="fr-FR"/>
-        </w:rPr>
-        <w:t>gi</w:t>
-      </w:r>
-      <w:r>
-        <w:rPr>
-          <w:rFonts w:ascii="Times New Roman" w:hAnsi="Times New Roman" w:cs="Calibri"/>
-          <w:szCs w:val="24"/>
-          <w:lang w:val="fr-FR"/>
-        </w:rPr>
-        <w:t>ờ</w:t>
-      </w:r>
-      <w:proofErr w:type="spellEnd"/>
-      <w:r>
-        <w:rPr>
-          <w:rFonts w:ascii="Times New Roman" w:hAnsi="Times New Roman"/>
-          <w:szCs w:val="24"/>
-          <w:lang w:val="fr-FR"/>
-        </w:rPr>
-        <w:t xml:space="preserve"> </w:t>
-      </w:r>
-      <w:proofErr w:type="spellStart"/>
-      <w:r>
-        <w:rPr>
-          <w:rFonts w:ascii="Times New Roman" w:hAnsi="Times New Roman"/>
-          <w:szCs w:val="24"/>
-          <w:lang w:val="fr-FR"/>
-        </w:rPr>
-        <w:t>v</w:t>
-      </w:r>
-      <w:r>
-        <w:rPr>
-          <w:rFonts w:ascii="Times New Roman" w:hAnsi="Times New Roman" w:cs="Calibri"/>
-          <w:szCs w:val="24"/>
-          <w:lang w:val="fr-FR"/>
-        </w:rPr>
-        <w:t>à</w:t>
-      </w:r>
-      <w:proofErr w:type="spellEnd"/>
-      <w:r>
-        <w:rPr>
-          <w:rFonts w:ascii="Times New Roman" w:hAnsi="Times New Roman"/>
-          <w:szCs w:val="24"/>
-          <w:lang w:val="fr-FR"/>
-        </w:rPr>
-        <w:t xml:space="preserve"> </w:t>
-      </w:r>
-      <w:proofErr w:type="spellStart"/>
-      <w:r>
-        <w:rPr>
-          <w:rFonts w:ascii="Times New Roman" w:hAnsi="Times New Roman"/>
-          <w:szCs w:val="24"/>
-          <w:lang w:val="fr-FR"/>
-        </w:rPr>
-        <w:t>th</w:t>
-      </w:r>
-      <w:r>
-        <w:rPr>
-          <w:rFonts w:ascii="Times New Roman" w:hAnsi="Times New Roman" w:cs="Calibri"/>
-          <w:szCs w:val="24"/>
-          <w:lang w:val="fr-FR"/>
-        </w:rPr>
-        <w:t>ờ</w:t>
-      </w:r>
-      <w:r>
-        <w:rPr>
-          <w:rFonts w:ascii="Times New Roman" w:hAnsi="Times New Roman"/>
-          <w:szCs w:val="24"/>
-          <w:lang w:val="fr-FR"/>
-        </w:rPr>
-        <w:t>i</w:t>
-      </w:r>
-      <w:proofErr w:type="spellEnd"/>
-      <w:r>
-        <w:rPr>
-          <w:rFonts w:ascii="Times New Roman" w:hAnsi="Times New Roman"/>
-          <w:szCs w:val="24"/>
-          <w:lang w:val="fr-FR"/>
-        </w:rPr>
-        <w:t xml:space="preserve"> </w:t>
-      </w:r>
-      <w:proofErr w:type="spellStart"/>
-      <w:r>
-        <w:rPr>
-          <w:rFonts w:ascii="Times New Roman" w:hAnsi="Times New Roman"/>
-          <w:szCs w:val="24"/>
-          <w:lang w:val="fr-FR"/>
-        </w:rPr>
-        <w:t>gian</w:t>
-      </w:r>
-      <w:proofErr w:type="spellEnd"/>
-      <w:r>
-        <w:rPr>
-          <w:rFonts w:ascii="Times New Roman" w:hAnsi="Times New Roman"/>
-          <w:szCs w:val="24"/>
-          <w:lang w:val="fr-FR"/>
-        </w:rPr>
-        <w:t xml:space="preserve"> </w:t>
-      </w:r>
-      <w:proofErr w:type="spellStart"/>
-      <w:r>
-        <w:rPr>
-          <w:rFonts w:ascii="Times New Roman" w:hAnsi="Times New Roman"/>
-          <w:szCs w:val="24"/>
-          <w:lang w:val="fr-FR"/>
-        </w:rPr>
-        <w:t>ngh</w:t>
-      </w:r>
-      <w:r>
-        <w:rPr>
-          <w:rFonts w:ascii="Times New Roman" w:hAnsi="Times New Roman" w:cs="Calibri"/>
-          <w:szCs w:val="24"/>
-          <w:lang w:val="fr-FR"/>
-        </w:rPr>
-        <w:t>ỉ</w:t>
-      </w:r>
-      <w:proofErr w:type="spellEnd"/>
-      <w:r>
-        <w:rPr>
-          <w:rFonts w:ascii="Times New Roman" w:hAnsi="Times New Roman"/>
-          <w:szCs w:val="24"/>
-          <w:lang w:val="fr-FR"/>
-        </w:rPr>
-        <w:t xml:space="preserve"> </w:t>
-      </w:r>
-      <w:proofErr w:type="spellStart"/>
-      <w:r>
-        <w:rPr>
-          <w:rFonts w:ascii="Times New Roman" w:hAnsi="Times New Roman"/>
-          <w:szCs w:val="24"/>
-          <w:lang w:val="fr-FR"/>
-        </w:rPr>
-        <w:t>ng</w:t>
-      </w:r>
-      <w:r>
-        <w:rPr>
-          <w:rFonts w:ascii="Times New Roman" w:hAnsi="Times New Roman" w:cs="Calibri"/>
-          <w:szCs w:val="24"/>
-          <w:lang w:val="fr-FR"/>
-        </w:rPr>
-        <w:t>ơ</w:t>
-      </w:r>
-      <w:r>
-        <w:rPr>
-          <w:rFonts w:ascii="Times New Roman" w:hAnsi="Times New Roman"/>
-          <w:szCs w:val="24"/>
-          <w:lang w:val="fr-FR"/>
-        </w:rPr>
-        <w:t>i</w:t>
-      </w:r>
-      <w:proofErr w:type="spellEnd"/>
-      <w:r>
-        <w:rPr>
-          <w:rFonts w:ascii="Times New Roman" w:hAnsi="Times New Roman"/>
-          <w:szCs w:val="24"/>
-          <w:lang w:val="fr-FR"/>
-        </w:rPr>
-        <w:t xml:space="preserve">, </w:t>
-      </w:r>
-      <w:proofErr w:type="spellStart"/>
-      <w:r>
-        <w:rPr>
-          <w:rFonts w:ascii="Times New Roman" w:hAnsi="Times New Roman"/>
-          <w:szCs w:val="24"/>
-          <w:lang w:val="fr-FR"/>
-        </w:rPr>
-        <w:t>ngh</w:t>
-      </w:r>
-      <w:r>
-        <w:rPr>
-          <w:rFonts w:ascii="Times New Roman" w:hAnsi="Times New Roman" w:cs="Calibri"/>
-          <w:szCs w:val="24"/>
-          <w:lang w:val="fr-FR"/>
-        </w:rPr>
-        <w:t>ỉ</w:t>
-      </w:r>
-      <w:proofErr w:type="spellEnd"/>
-      <w:r>
-        <w:rPr>
-          <w:rFonts w:ascii="Times New Roman" w:hAnsi="Times New Roman"/>
-          <w:szCs w:val="24"/>
-          <w:lang w:val="fr-FR"/>
-        </w:rPr>
-        <w:t xml:space="preserve"> </w:t>
-      </w:r>
-      <w:proofErr w:type="spellStart"/>
-      <w:r>
-        <w:rPr>
-          <w:rFonts w:ascii="Times New Roman" w:hAnsi="Times New Roman"/>
-          <w:szCs w:val="24"/>
-          <w:lang w:val="fr-FR"/>
-        </w:rPr>
-        <w:t>h</w:t>
-      </w:r>
-      <w:r>
-        <w:rPr>
-          <w:rFonts w:ascii="Times New Roman" w:hAnsi="Times New Roman" w:cs="Calibri"/>
-          <w:szCs w:val="24"/>
-          <w:lang w:val="fr-FR"/>
-        </w:rPr>
-        <w:t>à</w:t>
-      </w:r>
-      <w:r>
-        <w:rPr>
-          <w:rFonts w:ascii="Times New Roman" w:hAnsi="Times New Roman"/>
-          <w:szCs w:val="24"/>
-          <w:lang w:val="fr-FR"/>
-        </w:rPr>
-        <w:t>ng</w:t>
-      </w:r>
-      <w:proofErr w:type="spellEnd"/>
-      <w:r>
-        <w:rPr>
-          <w:rFonts w:ascii="Times New Roman" w:hAnsi="Times New Roman"/>
-          <w:szCs w:val="24"/>
-          <w:lang w:val="fr-FR"/>
-        </w:rPr>
-        <w:t xml:space="preserve"> </w:t>
-      </w:r>
-      <w:proofErr w:type="spellStart"/>
-      <w:proofErr w:type="gramStart"/>
-      <w:r>
-        <w:rPr>
-          <w:rFonts w:ascii="Times New Roman" w:hAnsi="Times New Roman"/>
-          <w:szCs w:val="24"/>
-          <w:lang w:val="fr-FR"/>
-        </w:rPr>
-        <w:t>năm</w:t>
-      </w:r>
-      <w:proofErr w:type="spellEnd"/>
-      <w:r>
-        <w:rPr>
-          <w:rFonts w:ascii="Times New Roman" w:hAnsi="Times New Roman"/>
-          <w:szCs w:val="24"/>
-          <w:lang w:val="fr-FR"/>
-        </w:rPr>
-        <w:t>:</w:t>
-      </w:r>
-      <w:proofErr w:type="gramEnd"/>
-      <w:r>
-        <w:rPr>
-          <w:rFonts w:ascii="Times New Roman" w:hAnsi="Times New Roman"/>
-          <w:szCs w:val="24"/>
-          <w:lang w:val="fr-FR"/>
-        </w:rPr>
-        <w:t xml:space="preserve"> Theo </w:t>
-      </w:r>
-      <w:proofErr w:type="spellStart"/>
-      <w:r>
-        <w:rPr>
-          <w:rFonts w:ascii="Times New Roman" w:hAnsi="Times New Roman"/>
-          <w:szCs w:val="24"/>
-          <w:lang w:val="fr-FR"/>
-        </w:rPr>
-        <w:t>nội</w:t>
-      </w:r>
-      <w:proofErr w:type="spellEnd"/>
-      <w:r>
-        <w:rPr>
-          <w:rFonts w:ascii="Times New Roman" w:hAnsi="Times New Roman"/>
-          <w:szCs w:val="24"/>
-          <w:lang w:val="fr-FR"/>
-        </w:rPr>
-        <w:t xml:space="preserve"> </w:t>
-      </w:r>
-      <w:proofErr w:type="spellStart"/>
-      <w:r>
-        <w:rPr>
-          <w:rFonts w:ascii="Times New Roman" w:hAnsi="Times New Roman"/>
-          <w:szCs w:val="24"/>
-          <w:lang w:val="fr-FR"/>
-        </w:rPr>
-        <w:t>quy</w:t>
-      </w:r>
-      <w:proofErr w:type="spellEnd"/>
-      <w:r>
-        <w:rPr>
-          <w:rFonts w:ascii="Times New Roman" w:hAnsi="Times New Roman"/>
-          <w:szCs w:val="24"/>
-          <w:lang w:val="fr-FR"/>
-        </w:rPr>
-        <w:t xml:space="preserve">, </w:t>
-      </w:r>
-      <w:proofErr w:type="spellStart"/>
-      <w:r>
-        <w:rPr>
-          <w:rFonts w:ascii="Times New Roman" w:hAnsi="Times New Roman"/>
-          <w:szCs w:val="24"/>
-          <w:lang w:val="fr-FR"/>
-        </w:rPr>
-        <w:t>thỏa</w:t>
-      </w:r>
-      <w:proofErr w:type="spellEnd"/>
-      <w:r>
-        <w:rPr>
-          <w:rFonts w:ascii="Times New Roman" w:hAnsi="Times New Roman"/>
-          <w:szCs w:val="24"/>
-          <w:lang w:val="fr-FR"/>
-        </w:rPr>
-        <w:t xml:space="preserve"> </w:t>
-      </w:r>
-      <w:proofErr w:type="spellStart"/>
-      <w:r>
-        <w:rPr>
-          <w:rFonts w:ascii="Times New Roman" w:hAnsi="Times New Roman"/>
-          <w:szCs w:val="24"/>
-          <w:lang w:val="fr-FR"/>
-        </w:rPr>
-        <w:t>ước</w:t>
-      </w:r>
-      <w:proofErr w:type="spellEnd"/>
-      <w:r>
-        <w:rPr>
-          <w:rFonts w:ascii="Times New Roman" w:hAnsi="Times New Roman"/>
-          <w:szCs w:val="24"/>
-          <w:lang w:val="fr-FR"/>
-        </w:rPr>
-        <w:t xml:space="preserve"> lao </w:t>
-      </w:r>
-      <w:proofErr w:type="spellStart"/>
-      <w:r>
-        <w:rPr>
-          <w:rFonts w:ascii="Times New Roman" w:hAnsi="Times New Roman"/>
-          <w:szCs w:val="24"/>
-          <w:lang w:val="fr-FR"/>
-        </w:rPr>
-        <w:t>động</w:t>
-      </w:r>
-      <w:proofErr w:type="spellEnd"/>
-      <w:r>
-        <w:rPr>
-          <w:rFonts w:ascii="Times New Roman" w:hAnsi="Times New Roman"/>
-          <w:szCs w:val="24"/>
-          <w:lang w:val="fr-FR"/>
-        </w:rPr>
-        <w:t xml:space="preserve"> </w:t>
-      </w:r>
-      <w:proofErr w:type="spellStart"/>
-      <w:r>
-        <w:rPr>
-          <w:rFonts w:ascii="Times New Roman" w:hAnsi="Times New Roman"/>
-          <w:szCs w:val="24"/>
-          <w:lang w:val="fr-FR"/>
-        </w:rPr>
-        <w:t>tập</w:t>
-      </w:r>
-      <w:proofErr w:type="spellEnd"/>
-      <w:r>
-        <w:rPr>
-          <w:rFonts w:ascii="Times New Roman" w:hAnsi="Times New Roman"/>
-          <w:szCs w:val="24"/>
-          <w:lang w:val="fr-FR"/>
-        </w:rPr>
-        <w:t xml:space="preserve"> </w:t>
-      </w:r>
-      <w:proofErr w:type="spellStart"/>
-      <w:r>
-        <w:rPr>
-          <w:rFonts w:ascii="Times New Roman" w:hAnsi="Times New Roman"/>
-          <w:szCs w:val="24"/>
-          <w:lang w:val="fr-FR"/>
-        </w:rPr>
-        <w:t>thể</w:t>
-      </w:r>
-      <w:proofErr w:type="spellEnd"/>
-      <w:r>
-        <w:rPr>
-          <w:rFonts w:ascii="Times New Roman" w:hAnsi="Times New Roman"/>
-          <w:szCs w:val="24"/>
-          <w:lang w:val="fr-FR"/>
-        </w:rPr>
-        <w:t xml:space="preserve"> </w:t>
-      </w:r>
-      <w:proofErr w:type="spellStart"/>
-      <w:r>
-        <w:rPr>
-          <w:rFonts w:ascii="Times New Roman" w:hAnsi="Times New Roman"/>
-          <w:szCs w:val="24"/>
-          <w:lang w:val="fr-FR"/>
-        </w:rPr>
-        <w:t>của</w:t>
-      </w:r>
-      <w:proofErr w:type="spellEnd"/>
-      <w:r>
-        <w:rPr>
-          <w:rFonts w:ascii="Times New Roman" w:hAnsi="Times New Roman"/>
-          <w:szCs w:val="24"/>
-          <w:lang w:val="fr-FR"/>
-        </w:rPr>
-        <w:t xml:space="preserve"> </w:t>
-      </w:r>
-      <w:proofErr w:type="spellStart"/>
-      <w:r>
-        <w:rPr>
-          <w:rFonts w:ascii="Times New Roman" w:hAnsi="Times New Roman"/>
-          <w:szCs w:val="24"/>
-          <w:lang w:val="fr-FR"/>
-        </w:rPr>
-        <w:t>công</w:t>
-      </w:r>
-      <w:proofErr w:type="spellEnd"/>
-      <w:r>
-        <w:rPr>
-          <w:rFonts w:ascii="Times New Roman" w:hAnsi="Times New Roman"/>
-          <w:szCs w:val="24"/>
-          <w:lang w:val="fr-FR"/>
-        </w:rPr>
-        <w:t xml:space="preserve"> </w:t>
-      </w:r>
-      <w:proofErr w:type="spellStart"/>
-      <w:r>
-        <w:rPr>
-          <w:rFonts w:ascii="Times New Roman" w:hAnsi="Times New Roman"/>
-          <w:szCs w:val="24"/>
-          <w:lang w:val="fr-FR"/>
-        </w:rPr>
-        <w:t>ty</w:t>
-      </w:r>
-      <w:proofErr w:type="spellEnd"/>
-      <w:r>
-        <w:rPr>
-          <w:rFonts w:ascii="Times New Roman" w:hAnsi="Times New Roman"/>
-          <w:szCs w:val="24"/>
-          <w:lang w:val="fr-FR"/>
-        </w:rPr>
-        <w:t xml:space="preserve"> </w:t>
-      </w:r>
-      <w:proofErr w:type="spellStart"/>
-      <w:r>
-        <w:rPr>
-          <w:rFonts w:ascii="Times New Roman" w:hAnsi="Times New Roman"/>
-          <w:szCs w:val="24"/>
-          <w:lang w:val="fr-FR"/>
-        </w:rPr>
-        <w:t>và</w:t>
-      </w:r>
-      <w:proofErr w:type="spellEnd"/>
-      <w:r>
-        <w:rPr>
-          <w:rFonts w:ascii="Times New Roman" w:hAnsi="Times New Roman"/>
-          <w:szCs w:val="24"/>
-          <w:lang w:val="fr-FR"/>
-        </w:rPr>
-        <w:t xml:space="preserve"> </w:t>
-      </w:r>
-      <w:proofErr w:type="spellStart"/>
-      <w:r>
-        <w:rPr>
-          <w:rFonts w:ascii="Times New Roman" w:hAnsi="Times New Roman"/>
-          <w:szCs w:val="24"/>
-          <w:lang w:val="fr-FR"/>
-        </w:rPr>
-        <w:t>quy</w:t>
-      </w:r>
-      <w:proofErr w:type="spellEnd"/>
-      <w:r>
-        <w:rPr>
-          <w:rFonts w:ascii="Times New Roman" w:hAnsi="Times New Roman"/>
-          <w:szCs w:val="24"/>
-          <w:lang w:val="fr-FR"/>
-        </w:rPr>
-        <w:t xml:space="preserve"> </w:t>
-      </w:r>
-      <w:proofErr w:type="spellStart"/>
-      <w:r>
-        <w:rPr>
-          <w:rFonts w:ascii="Times New Roman" w:hAnsi="Times New Roman"/>
-          <w:szCs w:val="24"/>
-          <w:lang w:val="fr-FR"/>
-        </w:rPr>
-        <w:t>định</w:t>
-      </w:r>
-      <w:proofErr w:type="spellEnd"/>
-      <w:r>
-        <w:rPr>
-          <w:rFonts w:ascii="Times New Roman" w:hAnsi="Times New Roman"/>
-          <w:szCs w:val="24"/>
-          <w:lang w:val="fr-FR"/>
-        </w:rPr>
-        <w:t xml:space="preserve"> </w:t>
-      </w:r>
-      <w:proofErr w:type="spellStart"/>
-      <w:r>
-        <w:rPr>
-          <w:rFonts w:ascii="Times New Roman" w:hAnsi="Times New Roman"/>
-          <w:szCs w:val="24"/>
-          <w:lang w:val="fr-FR"/>
-        </w:rPr>
-        <w:t>của</w:t>
-      </w:r>
-      <w:proofErr w:type="spellEnd"/>
-      <w:r>
-        <w:rPr>
-          <w:rFonts w:ascii="Times New Roman" w:hAnsi="Times New Roman"/>
-          <w:szCs w:val="24"/>
-          <w:lang w:val="fr-FR"/>
-        </w:rPr>
-        <w:t xml:space="preserve"> </w:t>
-      </w:r>
-      <w:proofErr w:type="spellStart"/>
-      <w:r>
-        <w:rPr>
-          <w:rFonts w:ascii="Times New Roman" w:hAnsi="Times New Roman"/>
-          <w:szCs w:val="24"/>
-          <w:lang w:val="fr-FR"/>
-        </w:rPr>
-        <w:t>pháp</w:t>
-      </w:r>
-      <w:proofErr w:type="spellEnd"/>
-      <w:r>
-        <w:rPr>
-          <w:rFonts w:ascii="Times New Roman" w:hAnsi="Times New Roman"/>
-          <w:szCs w:val="24"/>
-          <w:lang w:val="fr-FR"/>
-        </w:rPr>
-        <w:t xml:space="preserve"> </w:t>
-      </w:r>
-      <w:proofErr w:type="spellStart"/>
-      <w:r>
-        <w:rPr>
-          <w:rFonts w:ascii="Times New Roman" w:hAnsi="Times New Roman"/>
-          <w:szCs w:val="24"/>
-          <w:lang w:val="fr-FR"/>
-        </w:rPr>
-        <w:t>luật</w:t>
-      </w:r>
-      <w:proofErr w:type="spellEnd"/>
-      <w:r>
-        <w:rPr>
-          <w:rFonts w:ascii="Times New Roman" w:hAnsi="Times New Roman"/>
-          <w:szCs w:val="24"/>
-          <w:lang w:val="fr-FR"/>
-        </w:rPr>
-        <w:t>.</w:t>
+        <w:t>ng năm: Theo nội quy, thỏa ước lao động tập thể của công ty và quy định của pháp luật.</w:t>
       </w:r>
     </w:p>
     <w:p>
@@ -5616,357 +3490,13 @@
           <w:lang w:val="fr-FR"/>
         </w:rPr>
       </w:pPr>
-      <w:proofErr w:type="spellStart"/>
       <w:r>
         <w:rPr>
           <w:rFonts w:ascii="Times New Roman" w:hAnsi="Times New Roman"/>
           <w:szCs w:val="24"/>
           <w:lang w:val="fr-FR"/>
         </w:rPr>
-        <w:t>Nghỉ</w:t>
-      </w:r>
-      <w:proofErr w:type="spellEnd"/>
-      <w:r>
-        <w:rPr>
-          <w:rFonts w:ascii="Times New Roman" w:hAnsi="Times New Roman"/>
-          <w:szCs w:val="24"/>
-          <w:lang w:val="fr-FR"/>
-        </w:rPr>
-        <w:t xml:space="preserve"> </w:t>
-      </w:r>
-      <w:proofErr w:type="spellStart"/>
-      <w:r>
-        <w:rPr>
-          <w:rFonts w:ascii="Times New Roman" w:hAnsi="Times New Roman"/>
-          <w:szCs w:val="24"/>
-          <w:lang w:val="fr-FR"/>
-        </w:rPr>
-        <w:t>Lễ</w:t>
-      </w:r>
-      <w:proofErr w:type="spellEnd"/>
-      <w:r>
-        <w:rPr>
-          <w:rFonts w:ascii="Times New Roman" w:hAnsi="Times New Roman"/>
-          <w:szCs w:val="24"/>
-          <w:lang w:val="fr-FR"/>
-        </w:rPr>
-        <w:t xml:space="preserve">, </w:t>
-      </w:r>
-      <w:proofErr w:type="spellStart"/>
-      <w:r>
-        <w:rPr>
-          <w:rFonts w:ascii="Times New Roman" w:hAnsi="Times New Roman"/>
-          <w:szCs w:val="24"/>
-          <w:lang w:val="fr-FR"/>
-        </w:rPr>
-        <w:t>Tết</w:t>
-      </w:r>
-      <w:proofErr w:type="spellEnd"/>
-      <w:r>
-        <w:rPr>
-          <w:rFonts w:ascii="Times New Roman" w:hAnsi="Times New Roman"/>
-          <w:szCs w:val="24"/>
-          <w:lang w:val="fr-FR"/>
-        </w:rPr>
-        <w:t xml:space="preserve">, </w:t>
-      </w:r>
-      <w:proofErr w:type="spellStart"/>
-      <w:r>
-        <w:rPr>
-          <w:rFonts w:ascii="Times New Roman" w:hAnsi="Times New Roman"/>
-          <w:szCs w:val="24"/>
-          <w:lang w:val="fr-FR"/>
-        </w:rPr>
-        <w:t>việc</w:t>
-      </w:r>
-      <w:proofErr w:type="spellEnd"/>
-      <w:r>
-        <w:rPr>
-          <w:rFonts w:ascii="Times New Roman" w:hAnsi="Times New Roman"/>
-          <w:szCs w:val="24"/>
-          <w:lang w:val="fr-FR"/>
-        </w:rPr>
-        <w:t xml:space="preserve"> </w:t>
-      </w:r>
-      <w:proofErr w:type="spellStart"/>
-      <w:r>
-        <w:rPr>
-          <w:rFonts w:ascii="Times New Roman" w:hAnsi="Times New Roman"/>
-          <w:szCs w:val="24"/>
-          <w:lang w:val="fr-FR"/>
-        </w:rPr>
-        <w:t>riêng</w:t>
-      </w:r>
-      <w:proofErr w:type="spellEnd"/>
-      <w:r>
-        <w:rPr>
-          <w:rFonts w:ascii="Times New Roman" w:hAnsi="Times New Roman"/>
-          <w:szCs w:val="24"/>
-          <w:lang w:val="fr-FR"/>
-        </w:rPr>
-        <w:t xml:space="preserve"> </w:t>
-      </w:r>
-      <w:proofErr w:type="spellStart"/>
-      <w:r>
-        <w:rPr>
-          <w:rFonts w:ascii="Times New Roman" w:hAnsi="Times New Roman"/>
-          <w:szCs w:val="24"/>
-          <w:lang w:val="fr-FR"/>
-        </w:rPr>
-        <w:t>có</w:t>
-      </w:r>
-      <w:proofErr w:type="spellEnd"/>
-      <w:r>
-        <w:rPr>
-          <w:rFonts w:ascii="Times New Roman" w:hAnsi="Times New Roman"/>
-          <w:szCs w:val="24"/>
-          <w:lang w:val="fr-FR"/>
-        </w:rPr>
-        <w:t xml:space="preserve"> </w:t>
-      </w:r>
-      <w:proofErr w:type="spellStart"/>
-      <w:r>
-        <w:rPr>
-          <w:rFonts w:ascii="Times New Roman" w:hAnsi="Times New Roman"/>
-          <w:szCs w:val="24"/>
-          <w:lang w:val="fr-FR"/>
-        </w:rPr>
-        <w:t>hưởng</w:t>
-      </w:r>
-      <w:proofErr w:type="spellEnd"/>
-      <w:r>
-        <w:rPr>
-          <w:rFonts w:ascii="Times New Roman" w:hAnsi="Times New Roman"/>
-          <w:szCs w:val="24"/>
-          <w:lang w:val="fr-FR"/>
-        </w:rPr>
-        <w:t xml:space="preserve"> </w:t>
-      </w:r>
-      <w:proofErr w:type="spellStart"/>
-      <w:proofErr w:type="gramStart"/>
-      <w:r>
-        <w:rPr>
-          <w:rFonts w:ascii="Times New Roman" w:hAnsi="Times New Roman"/>
-          <w:szCs w:val="24"/>
-          <w:lang w:val="fr-FR"/>
-        </w:rPr>
-        <w:t>lương</w:t>
-      </w:r>
-      <w:proofErr w:type="spellEnd"/>
-      <w:r>
-        <w:rPr>
-          <w:rFonts w:ascii="Times New Roman" w:hAnsi="Times New Roman"/>
-          <w:szCs w:val="24"/>
-          <w:lang w:val="fr-FR"/>
-        </w:rPr>
-        <w:t>:</w:t>
-      </w:r>
-      <w:proofErr w:type="gramEnd"/>
-      <w:r>
-        <w:rPr>
-          <w:rFonts w:ascii="Times New Roman" w:hAnsi="Times New Roman"/>
-          <w:szCs w:val="24"/>
-          <w:lang w:val="fr-FR"/>
-        </w:rPr>
-        <w:t xml:space="preserve"> Theo </w:t>
-      </w:r>
-      <w:proofErr w:type="spellStart"/>
-      <w:r>
-        <w:rPr>
-          <w:rFonts w:ascii="Times New Roman" w:hAnsi="Times New Roman"/>
-          <w:szCs w:val="24"/>
-          <w:lang w:val="fr-FR"/>
-        </w:rPr>
-        <w:t>quy</w:t>
-      </w:r>
-      <w:proofErr w:type="spellEnd"/>
-      <w:r>
-        <w:rPr>
-          <w:rFonts w:ascii="Times New Roman" w:hAnsi="Times New Roman"/>
-          <w:szCs w:val="24"/>
-          <w:lang w:val="fr-FR"/>
-        </w:rPr>
-        <w:t xml:space="preserve"> </w:t>
-      </w:r>
-      <w:proofErr w:type="spellStart"/>
-      <w:r>
-        <w:rPr>
-          <w:rFonts w:ascii="Times New Roman" w:hAnsi="Times New Roman"/>
-          <w:szCs w:val="24"/>
-          <w:lang w:val="fr-FR"/>
-        </w:rPr>
-        <w:t>định</w:t>
-      </w:r>
-      <w:proofErr w:type="spellEnd"/>
-      <w:r>
-        <w:rPr>
-          <w:rFonts w:ascii="Times New Roman" w:hAnsi="Times New Roman"/>
-          <w:szCs w:val="24"/>
-          <w:lang w:val="fr-FR"/>
-        </w:rPr>
-        <w:t xml:space="preserve"> </w:t>
-      </w:r>
-      <w:proofErr w:type="spellStart"/>
-      <w:r>
-        <w:rPr>
-          <w:rFonts w:ascii="Times New Roman" w:hAnsi="Times New Roman"/>
-          <w:szCs w:val="24"/>
-          <w:lang w:val="fr-FR"/>
-        </w:rPr>
-        <w:t>của</w:t>
-      </w:r>
-      <w:proofErr w:type="spellEnd"/>
-      <w:r>
-        <w:rPr>
-          <w:rFonts w:ascii="Times New Roman" w:hAnsi="Times New Roman"/>
-          <w:szCs w:val="24"/>
-          <w:lang w:val="fr-FR"/>
-        </w:rPr>
-        <w:t xml:space="preserve"> </w:t>
-      </w:r>
-      <w:proofErr w:type="spellStart"/>
-      <w:r>
-        <w:rPr>
-          <w:rFonts w:ascii="Times New Roman" w:hAnsi="Times New Roman"/>
-          <w:szCs w:val="24"/>
-          <w:lang w:val="fr-FR"/>
-        </w:rPr>
-        <w:t>pháp</w:t>
-      </w:r>
-      <w:proofErr w:type="spellEnd"/>
-      <w:r>
-        <w:rPr>
-          <w:rFonts w:ascii="Times New Roman" w:hAnsi="Times New Roman"/>
-          <w:szCs w:val="24"/>
-          <w:lang w:val="fr-FR"/>
-        </w:rPr>
-        <w:t xml:space="preserve"> </w:t>
-      </w:r>
-      <w:proofErr w:type="spellStart"/>
-      <w:r>
-        <w:rPr>
-          <w:rFonts w:ascii="Times New Roman" w:hAnsi="Times New Roman"/>
-          <w:szCs w:val="24"/>
-          <w:lang w:val="fr-FR"/>
-        </w:rPr>
-        <w:t>luật</w:t>
-      </w:r>
-      <w:proofErr w:type="spellEnd"/>
-      <w:r>
-        <w:rPr>
-          <w:rFonts w:ascii="Times New Roman" w:hAnsi="Times New Roman"/>
-          <w:szCs w:val="24"/>
-          <w:lang w:val="fr-FR"/>
-        </w:rPr>
-        <w:t xml:space="preserve"> </w:t>
-      </w:r>
-      <w:proofErr w:type="spellStart"/>
-      <w:r>
-        <w:rPr>
-          <w:rFonts w:ascii="Times New Roman" w:hAnsi="Times New Roman"/>
-          <w:szCs w:val="24"/>
-          <w:lang w:val="fr-FR"/>
-        </w:rPr>
-        <w:t>và</w:t>
-      </w:r>
-      <w:proofErr w:type="spellEnd"/>
-      <w:r>
-        <w:rPr>
-          <w:rFonts w:ascii="Times New Roman" w:hAnsi="Times New Roman"/>
-          <w:szCs w:val="24"/>
-          <w:lang w:val="fr-FR"/>
-        </w:rPr>
-        <w:t xml:space="preserve"> </w:t>
-      </w:r>
-      <w:proofErr w:type="spellStart"/>
-      <w:r>
-        <w:rPr>
-          <w:rFonts w:ascii="Times New Roman" w:hAnsi="Times New Roman"/>
-          <w:szCs w:val="24"/>
-          <w:lang w:val="fr-FR"/>
-        </w:rPr>
-        <w:t>nội</w:t>
-      </w:r>
-      <w:proofErr w:type="spellEnd"/>
-      <w:r>
-        <w:rPr>
-          <w:rFonts w:ascii="Times New Roman" w:hAnsi="Times New Roman"/>
-          <w:szCs w:val="24"/>
-          <w:lang w:val="fr-FR"/>
-        </w:rPr>
-        <w:t xml:space="preserve"> </w:t>
-      </w:r>
-      <w:proofErr w:type="spellStart"/>
-      <w:r>
-        <w:rPr>
-          <w:rFonts w:ascii="Times New Roman" w:hAnsi="Times New Roman"/>
-          <w:szCs w:val="24"/>
-          <w:lang w:val="fr-FR"/>
-        </w:rPr>
-        <w:t>quy</w:t>
-      </w:r>
-      <w:proofErr w:type="spellEnd"/>
-      <w:r>
-        <w:rPr>
-          <w:rFonts w:ascii="Times New Roman" w:hAnsi="Times New Roman"/>
-          <w:szCs w:val="24"/>
-          <w:lang w:val="fr-FR"/>
-        </w:rPr>
-        <w:t xml:space="preserve"> </w:t>
-      </w:r>
-      <w:proofErr w:type="spellStart"/>
-      <w:r>
-        <w:rPr>
-          <w:rFonts w:ascii="Times New Roman" w:hAnsi="Times New Roman"/>
-          <w:szCs w:val="24"/>
-          <w:lang w:val="fr-FR"/>
-        </w:rPr>
-        <w:t>của</w:t>
-      </w:r>
-      <w:proofErr w:type="spellEnd"/>
-      <w:r>
-        <w:rPr>
-          <w:rFonts w:ascii="Times New Roman" w:hAnsi="Times New Roman"/>
-          <w:szCs w:val="24"/>
-          <w:lang w:val="fr-FR"/>
-        </w:rPr>
-        <w:t xml:space="preserve"> </w:t>
-      </w:r>
-      <w:proofErr w:type="spellStart"/>
-      <w:r>
-        <w:rPr>
-          <w:rFonts w:ascii="Times New Roman" w:hAnsi="Times New Roman"/>
-          <w:szCs w:val="24"/>
-          <w:lang w:val="fr-FR"/>
-        </w:rPr>
-        <w:t>công</w:t>
-      </w:r>
-      <w:proofErr w:type="spellEnd"/>
-      <w:r>
-        <w:rPr>
-          <w:rFonts w:ascii="Times New Roman" w:hAnsi="Times New Roman"/>
-          <w:szCs w:val="24"/>
-          <w:lang w:val="fr-FR"/>
-        </w:rPr>
-        <w:t xml:space="preserve"> </w:t>
-      </w:r>
-      <w:proofErr w:type="spellStart"/>
-      <w:r>
-        <w:rPr>
-          <w:rFonts w:ascii="Times New Roman" w:hAnsi="Times New Roman"/>
-          <w:szCs w:val="24"/>
-          <w:lang w:val="fr-FR"/>
-        </w:rPr>
-        <w:t>ty</w:t>
-      </w:r>
-      <w:proofErr w:type="spellEnd"/>
-      <w:r>
-        <w:rPr>
-          <w:rFonts w:ascii="Times New Roman" w:hAnsi="Times New Roman"/>
-          <w:szCs w:val="24"/>
-          <w:lang w:val="fr-FR"/>
-        </w:rPr>
-        <w:t>.</w:t>
+        <w:t>Nghỉ Lễ, Tết, việc riêng có hưởng lương: Theo quy định của pháp luật và nội quy của công ty.</w:t>
       </w:r>
     </w:p>
     <w:p>
@@ -5991,21 +3521,8 @@
           <w:u w:val="single"/>
           <w:lang w:val="fr-FR"/>
         </w:rPr>
-        <w:t xml:space="preserve">ĐIỀU </w:t>
-      </w:r>
-      <w:proofErr w:type="gramStart"/>
-      <w:r>
-        <w:rPr>
-          <w:rFonts w:ascii="Times New Roman" w:hAnsi="Times New Roman"/>
-          <w:b/>
-          <w:bCs/>
-          <w:szCs w:val="24"/>
-          <w:u w:val="single"/>
-          <w:lang w:val="fr-FR"/>
-        </w:rPr>
-        <w:t>3:</w:t>
-      </w:r>
-      <w:proofErr w:type="gramEnd"/>
+        <w:t>ĐIỀU 3:</w:t>
+      </w:r>
       <w:r>
         <w:rPr>
           <w:rFonts w:ascii="Times New Roman" w:hAnsi="Times New Roman"/>
@@ -15353,6 +12870,9 @@
   <wne:recipientData>
     <wne:active wne:val="1"/>
     <wne:hash wne:val="1707048493"/>
+  </wne:recipientData>
+  <wne:recipientData>
+    <wne:active wne:val="1"/>
   </wne:recipientData>
   <wne:recipientData>
     <wne:active wne:val="1"/>
